--- a/research/TRD-EHR/paper1-trd-prediction/parts/manuscript/05-results.docx
+++ b/research/TRD-EHR/paper1-trd-prediction/parts/manuscript/05-results.docx
@@ -2274,7 +2274,7 @@
         <w:pStyle w:val="FirstParagraph"/>
       </w:pPr>
       <w:r>
-        <w:t xml:space="preserve">At k = 50, plain cosine retrieval achieved an ROC AUC of 0.594 (95% CI 0.578–0.610). Random retrieval yielded 0.499 and farthest retrieval 0.432. Neighborhood size mattered more than the similarity metric (Figure 4). Discrimination rose with k and was flat from roughly 300 neighbors onward. At its best k, importance-weighted retrieval reached 0.625 (95% CI 0.610–0.641) and plain cosine 0.618 (95% CI 0.602–0.634). The paired difference between the 2 metrics was 0.007 (95% CI −0.001 to 0.014). The best retrieval result over every k and exponent was still lower than feature-vector XGBoost by 0.024 (95% CI 0.012–0.036) and lower than embedded logistic regression by 0.032 (95% CI 0.022–0.043). Because the best k was chosen on test patients, these maxima are optimistic. Using all 34,063 training patients as neighbors, with no k chosen, gave 0.624 (Multimedia Appendix 1, section S6).</w:t>
+        <w:t xml:space="preserve">Random retrieval stayed at chance at every k: at its best k, 32,720, it reached 0.500 (2.5th–97.5th percentile across draws 0.484–0.515). Farthest retrieval yielded 0.432 (95% CI 0.416–0.449). Neighborhood size mattered more than the similarity metric (Figure 4). Discrimination rose with k and was flat from roughly 300 neighbors onward. At its best k, importance-weighted retrieval reached 0.625 (95% CI 0.610–0.641) at k = 295, and plain cosine 0.618 (95% CI 0.602–0.634) at k = 757. They exceeded random retrieval by 0.125 (95% CI 0.103–0.147) and 0.118 (95% CI 0.096–0.140), respectively. The paired difference between the 2 metrics was 0.007 (95% CI −0.001 to 0.014). The best retrieval result over every k and exponent, 0.625 (95% CI 0.610–0.640), was still lower than feature-vector XGBoost by 0.024 (95% CI 0.012–0.036) and lower than embedded logistic regression by 0.032 (95% CI 0.022–0.043). Because the best k was chosen on test patients, these maxima are optimistic. Using all 34,063 training patients as neighbors, with no k chosen, gave 0.624 (95% CI 0.607–0.639) for importance-weighted retrieval (Multimedia Appendix 1, section S6).</w:t>
       </w:r>
     </w:p>
     <w:p>
@@ -2284,7 +2284,7 @@
       <w:r>
         <w:drawing>
           <wp:inline>
-            <wp:extent cx="5486400" cy="3291840"/>
+            <wp:extent cx="5486400" cy="2893276"/>
             <wp:effectExtent b="0" l="0" r="0" t="0"/>
             <wp:docPr descr="" title="" id="1" name="Picture"/>
             <a:graphic>
@@ -2305,7 +2305,7 @@
                   <pic:spPr bwMode="auto">
                     <a:xfrm>
                       <a:off x="0" y="0"/>
-                      <a:ext cx="5486400" cy="3291840"/>
+                      <a:ext cx="5486400" cy="2893276"/>
                     </a:xfrm>
                     <a:prstGeom prst="rect">
                       <a:avLst/>
@@ -2349,7 +2349,7 @@
           <w:iCs/>
           <w:i/>
         </w:rPr>
-        <w:t xml:space="preserve">Retrieval discrimination by neighborhood size. ROC AUC in 8,516 test patients for importance-weighted and plain cosine retrieval at every k from 1 to 34,063, with bootstrap 95% bands. Points mark each metric’s best k. The vertical line marks k = 50, the primary analysis. Horizontal lines mark the 2 leading trained classifiers. Curves use α = 1; the maxima under α = 1, 2, and 5 agreed within 0.002.</w:t>
+        <w:t xml:space="preserve">Retrieval discrimination by neighborhood size. ROC AUC in 8,516 test patients at every k from 1 to 34,063 for importance-weighted and plain cosine retrieval, with bootstrap 95% bands, and for random retrieval with uniform weights, as the mean across 1,000 draws within the 2.5th–97.5th percentile of the draws. Points mark each arm’s best k, chosen on the test patients, so the values there are optimistic; the random arm’s best k is noise. Horizontal lines mark the 2 leading trained classifiers. Curves use α = 1; the maxima under α = 1, 2, and 5 agreed within 0.002.</w:t>
       </w:r>
     </w:p>
     <w:p>
@@ -2357,7 +2357,7 @@
         <w:pStyle w:val="BodyText"/>
       </w:pPr>
       <w:r>
-        <w:t xml:space="preserve">Of 240 subgroup contrasts, 24 survived multiplicity adjustment; 19 involved depression recurrence. Discrimination was higher with recurrent coding in all 10 models contrasted and lower with single-episode coding in 9. Performance was lower among never-married patients for 2 embedded classifiers and importance-weighted retrieval, and among patients aged 18–29 for feature-vector XGBoost. Plain cosine retrieval discriminated better in patients with severe coding. Sex contrasts did not show clear differences. White-minus-non-White ROC AUC differences were consistently positive (0.005–0.052), but none survived adjustment. For feature-vector logistic regression, individual-level calibration slopes were 0.98 in White patients and 0.79 in patients with other recorded racial categories. These findings do not establish equitable performance (Multimedia Appendix 1, section S9).</w:t>
+        <w:t xml:space="preserve">Subgroup analyses scored each retrieval arm at its best k. Of 240 subgroup contrasts, 23 survived multiplicity adjustment; 19 involved depression recurrence. Discrimination was higher with recurrent coding in all 10 models contrasted and lower with single-episode coding in 9. Performance was lower among never-married patients for 2 embedded classifiers and importance-weighted retrieval, and among patients aged 18–29 for feature-vector XGBoost. Sex contrasts did not show clear differences. White-minus-non-White ROC AUC differences were consistently positive (0.005–0.046), but none survived adjustment. For feature-vector logistic regression, individual-level calibration slopes were 0.98 in White patients and 0.79 in patients with other recorded racial categories. These findings do not establish equitable performance (Multimedia Appendix 1, section S9).</w:t>
       </w:r>
     </w:p>
     <w:bookmarkEnd w:id="26"/>

--- a/research/TRD-EHR/paper1-trd-prediction/parts/manuscript/05-results.docx
+++ b/research/TRD-EHR/paper1-trd-prediction/parts/manuscript/05-results.docx
@@ -25,7 +25,7 @@
         <w:pStyle w:val="FirstParagraph"/>
       </w:pPr>
       <w:r>
-        <w:t xml:space="preserve">Of 501,718 patients in the extract, 42,579 met eligibility criteria and 7,455 (17.5%) met the TRD proxy definition. Median age was 55 years (IQR 38–70); 72.5% were female, 80.0% were recorded as White/Caucasian, and 98.9% preferred English. Outcome-positive patients more often had coded suicidality, severe depression, anxiety, insomnia, and substance use disorders (Table 1). Expanded characteristics and subgroup outcome frequencies are in Multimedia Appendix 1, section S11.</w:t>
+        <w:t xml:space="preserve">Of 501,718 patients in the extract, 42,579 met eligibility criteria and 7,455 (17.5%, 95% CI 17.2–17.9) met the TRD proxy definition. Median age was 55 years (IQR 38–70); 72.5% were female, 80.0% were recorded as White/Caucasian, and 98.9% preferred English. Outcome-positive patients more often had coded suicidality, severe depression, anxiety, insomnia, and substance use disorders (Table 1). Expanded characteristics and subgroup outcome frequencies are in Multimedia Appendix 1, section S11.</w:t>
       </w:r>
     </w:p>
     <w:p>
@@ -1108,16 +1108,22 @@
           <w:iCs/>
           <w:i/>
         </w:rPr>
-        <w:t xml:space="preserve">Discrimination and Brier score in 8,516 test patients for all primary model combinations. AUPRC: area under the precision–recall curve; ROC AUC: area under the receiver operating characteristic curve. The positive-rate reference for AUPRC is 0.175. EMBEDDED uses Qwen3-Embedding-8B; FEATURE uses 92 structured columns.</w:t>
+        <w:t xml:space="preserve">Discrimination and Brier score in 8,516 test patients for all primary model combinations, with bootstrap 95% CIs. AUPRC: area under the precision–recall curve; ROC AUC: area under the receiver operating characteristic curve. The positive-rate reference for AUPRC is 0.175 (95% CI 0.167–0.183), the test patients’ outcome rate. EMBEDDED uses Qwen3-Embedding-8B; FEATURE uses 92 structured columns.</w:t>
       </w:r>
     </w:p>
     <w:tbl>
       <w:tblPr>
         <w:tblStyle w:val="Table"/>
-        <w:tblW w:type="pct" w:w="0.0"/>
+        <w:tblW w:type="pct" w:w="5000.0"/>
         <w:tblLook w:firstRow="1" w:lastRow="0" w:firstColumn="0" w:lastColumn="0" w:noHBand="0" w:noVBand="0" w:val="0020"/>
       </w:tblPr>
-      <w:tblGrid/>
+      <w:tblGrid>
+        <w:gridCol w:w="833"/>
+        <w:gridCol w:w="1584"/>
+        <w:gridCol w:w="1834"/>
+        <w:gridCol w:w="1834"/>
+        <w:gridCol w:w="1834"/>
+      </w:tblGrid>
       <w:tr>
         <w:tc>
           <w:p>
@@ -1126,6 +1132,10 @@
               <w:jc w:val="left"/>
             </w:pPr>
             <w:r>
+              <w:rPr>
+                <w:bCs/>
+                <w:b/>
+              </w:rPr>
               <w:t xml:space="preserve">Representation</w:t>
             </w:r>
           </w:p>
@@ -1137,6 +1147,10 @@
               <w:jc w:val="left"/>
             </w:pPr>
             <w:r>
+              <w:rPr>
+                <w:bCs/>
+                <w:b/>
+              </w:rPr>
               <w:t xml:space="preserve">Classifier</w:t>
             </w:r>
           </w:p>
@@ -1148,6 +1162,10 @@
               <w:jc w:val="left"/>
             </w:pPr>
             <w:r>
+              <w:rPr>
+                <w:bCs/>
+                <w:b/>
+              </w:rPr>
               <w:t xml:space="preserve">ROC AUC (95% CI)</w:t>
             </w:r>
           </w:p>
@@ -1159,18 +1177,26 @@
               <w:jc w:val="left"/>
             </w:pPr>
             <w:r>
-              <w:t xml:space="preserve">AUPRC</w:t>
-            </w:r>
-          </w:p>
-        </w:tc>
-        <w:tc>
-          <w:p>
-            <w:pPr>
-              <w:pStyle w:val="Compact"/>
-              <w:jc w:val="left"/>
-            </w:pPr>
-            <w:r>
-              <w:t xml:space="preserve">Brier score</w:t>
+              <w:rPr>
+                <w:bCs/>
+                <w:b/>
+              </w:rPr>
+              <w:t xml:space="preserve">AUPRC (95% CI)</w:t>
+            </w:r>
+          </w:p>
+        </w:tc>
+        <w:tc>
+          <w:p>
+            <w:pPr>
+              <w:pStyle w:val="Compact"/>
+              <w:jc w:val="left"/>
+            </w:pPr>
+            <w:r>
+              <w:rPr>
+                <w:bCs/>
+                <w:b/>
+              </w:rPr>
+              <w:t xml:space="preserve">Brier score (95% CI)</w:t>
             </w:r>
           </w:p>
         </w:tc>
@@ -1216,18 +1242,18 @@
               <w:jc w:val="left"/>
             </w:pPr>
             <w:r>
-              <w:t xml:space="preserve">0.302</w:t>
-            </w:r>
-          </w:p>
-        </w:tc>
-        <w:tc>
-          <w:p>
-            <w:pPr>
-              <w:pStyle w:val="Compact"/>
-              <w:jc w:val="left"/>
-            </w:pPr>
-            <w:r>
-              <w:t xml:space="preserve">0.137</w:t>
+              <w:t xml:space="preserve">0.302 (0.281–0.325)</w:t>
+            </w:r>
+          </w:p>
+        </w:tc>
+        <w:tc>
+          <w:p>
+            <w:pPr>
+              <w:pStyle w:val="Compact"/>
+              <w:jc w:val="left"/>
+            </w:pPr>
+            <w:r>
+              <w:t xml:space="preserve">0.137 (0.132–0.142)</w:t>
             </w:r>
           </w:p>
         </w:tc>
@@ -1273,18 +1299,18 @@
               <w:jc w:val="left"/>
             </w:pPr>
             <w:r>
-              <w:t xml:space="preserve">0.270</w:t>
-            </w:r>
-          </w:p>
-        </w:tc>
-        <w:tc>
-          <w:p>
-            <w:pPr>
-              <w:pStyle w:val="Compact"/>
-              <w:jc w:val="left"/>
-            </w:pPr>
-            <w:r>
-              <w:t xml:space="preserve">0.140</w:t>
+              <w:t xml:space="preserve">0.270 (0.250–0.291)</w:t>
+            </w:r>
+          </w:p>
+        </w:tc>
+        <w:tc>
+          <w:p>
+            <w:pPr>
+              <w:pStyle w:val="Compact"/>
+              <w:jc w:val="left"/>
+            </w:pPr>
+            <w:r>
+              <w:t xml:space="preserve">0.140 (0.134–0.145)</w:t>
             </w:r>
           </w:p>
         </w:tc>
@@ -1330,18 +1356,18 @@
               <w:jc w:val="left"/>
             </w:pPr>
             <w:r>
-              <w:t xml:space="preserve">0.276</w:t>
-            </w:r>
-          </w:p>
-        </w:tc>
-        <w:tc>
-          <w:p>
-            <w:pPr>
-              <w:pStyle w:val="Compact"/>
-              <w:jc w:val="left"/>
-            </w:pPr>
-            <w:r>
-              <w:t xml:space="preserve">0.139</w:t>
+              <w:t xml:space="preserve">0.276 (0.256–0.298)</w:t>
+            </w:r>
+          </w:p>
+        </w:tc>
+        <w:tc>
+          <w:p>
+            <w:pPr>
+              <w:pStyle w:val="Compact"/>
+              <w:jc w:val="left"/>
+            </w:pPr>
+            <w:r>
+              <w:t xml:space="preserve">0.139 (0.134–0.144)</w:t>
             </w:r>
           </w:p>
         </w:tc>
@@ -1387,18 +1413,18 @@
               <w:jc w:val="left"/>
             </w:pPr>
             <w:r>
-              <w:t xml:space="preserve">0.278</w:t>
-            </w:r>
-          </w:p>
-        </w:tc>
-        <w:tc>
-          <w:p>
-            <w:pPr>
-              <w:pStyle w:val="Compact"/>
-              <w:jc w:val="left"/>
-            </w:pPr>
-            <w:r>
-              <w:t xml:space="preserve">0.139</w:t>
+              <w:t xml:space="preserve">0.278 (0.257–0.300)</w:t>
+            </w:r>
+          </w:p>
+        </w:tc>
+        <w:tc>
+          <w:p>
+            <w:pPr>
+              <w:pStyle w:val="Compact"/>
+              <w:jc w:val="left"/>
+            </w:pPr>
+            <w:r>
+              <w:t xml:space="preserve">0.139 (0.134–0.144)</w:t>
             </w:r>
           </w:p>
         </w:tc>
@@ -1444,18 +1470,18 @@
               <w:jc w:val="left"/>
             </w:pPr>
             <w:r>
-              <w:t xml:space="preserve">0.278</w:t>
-            </w:r>
-          </w:p>
-        </w:tc>
-        <w:tc>
-          <w:p>
-            <w:pPr>
-              <w:pStyle w:val="Compact"/>
-              <w:jc w:val="left"/>
-            </w:pPr>
-            <w:r>
-              <w:t xml:space="preserve">0.139</w:t>
+              <w:t xml:space="preserve">0.278 (0.256–0.300)</w:t>
+            </w:r>
+          </w:p>
+        </w:tc>
+        <w:tc>
+          <w:p>
+            <w:pPr>
+              <w:pStyle w:val="Compact"/>
+              <w:jc w:val="left"/>
+            </w:pPr>
+            <w:r>
+              <w:t xml:space="preserve">0.139 (0.134–0.144)</w:t>
             </w:r>
           </w:p>
         </w:tc>
@@ -1501,18 +1527,18 @@
               <w:jc w:val="left"/>
             </w:pPr>
             <w:r>
-              <w:t xml:space="preserve">0.293</w:t>
-            </w:r>
-          </w:p>
-        </w:tc>
-        <w:tc>
-          <w:p>
-            <w:pPr>
-              <w:pStyle w:val="Compact"/>
-              <w:jc w:val="left"/>
-            </w:pPr>
-            <w:r>
-              <w:t xml:space="preserve">0.139</w:t>
+              <w:t xml:space="preserve">0.293 (0.271–0.315)</w:t>
+            </w:r>
+          </w:p>
+        </w:tc>
+        <w:tc>
+          <w:p>
+            <w:pPr>
+              <w:pStyle w:val="Compact"/>
+              <w:jc w:val="left"/>
+            </w:pPr>
+            <w:r>
+              <w:t xml:space="preserve">0.139 (0.134–0.144)</w:t>
             </w:r>
           </w:p>
         </w:tc>
@@ -1558,18 +1584,18 @@
               <w:jc w:val="left"/>
             </w:pPr>
             <w:r>
-              <w:t xml:space="preserve">0.288</w:t>
-            </w:r>
-          </w:p>
-        </w:tc>
-        <w:tc>
-          <w:p>
-            <w:pPr>
-              <w:pStyle w:val="Compact"/>
-              <w:jc w:val="left"/>
-            </w:pPr>
-            <w:r>
-              <w:t xml:space="preserve">0.138</w:t>
+              <w:t xml:space="preserve">0.288 (0.267–0.309)</w:t>
+            </w:r>
+          </w:p>
+        </w:tc>
+        <w:tc>
+          <w:p>
+            <w:pPr>
+              <w:pStyle w:val="Compact"/>
+              <w:jc w:val="left"/>
+            </w:pPr>
+            <w:r>
+              <w:t xml:space="preserve">0.138 (0.133–0.143)</w:t>
             </w:r>
           </w:p>
         </w:tc>
@@ -1615,18 +1641,18 @@
               <w:jc w:val="left"/>
             </w:pPr>
             <w:r>
-              <w:t xml:space="preserve">0.298</w:t>
-            </w:r>
-          </w:p>
-        </w:tc>
-        <w:tc>
-          <w:p>
-            <w:pPr>
-              <w:pStyle w:val="Compact"/>
-              <w:jc w:val="left"/>
-            </w:pPr>
-            <w:r>
-              <w:t xml:space="preserve">0.138</w:t>
+              <w:t xml:space="preserve">0.298 (0.276–0.322)</w:t>
+            </w:r>
+          </w:p>
+        </w:tc>
+        <w:tc>
+          <w:p>
+            <w:pPr>
+              <w:pStyle w:val="Compact"/>
+              <w:jc w:val="left"/>
+            </w:pPr>
+            <w:r>
+              <w:t xml:space="preserve">0.138 (0.132–0.143)</w:t>
             </w:r>
           </w:p>
         </w:tc>
@@ -1720,7 +1746,7 @@
         <w:pStyle w:val="BodyText"/>
       </w:pPr>
       <w:r>
-        <w:t xml:space="preserve">AUPRC was 0.302 for embedded logistic regression and 0.298 for feature-vector XGBoost, compared with the cohort’s positive-rate reference of 0.175. Brier scores were 0.137 and 0.138, respectively. Calibration varied by model and method of assessment; the individual-level logistic calibration slope for embedded logistic regression was 0.97. Full calibration summaries, precision–recall curves, and descriptive operating points appear in Multimedia Appendix 1, sections S2–S3, S9, and S12.</w:t>
+        <w:t xml:space="preserve">AUPRC was 0.302 (95% CI 0.281–0.325) for embedded logistic regression and 0.298 (95% CI 0.276–0.322) for feature-vector XGBoost, compared with the cohort’s positive-rate reference of 0.175. Brier scores were 0.137 (95% CI 0.132–0.142) and 0.138 (95% CI 0.132–0.143), respectively. Calibration varied by model and method of assessment; the individual-level logistic calibration slope for embedded logistic regression was 0.97 (95% CI 0.88–1.06). Full calibration summaries, precision–recall curves, and descriptive operating points appear in Multimedia Appendix 1, sections S2–S3, S9, and S12.</w:t>
       </w:r>
     </w:p>
     <w:bookmarkEnd w:id="22"/>
@@ -1738,7 +1764,7 @@
         <w:pStyle w:val="FirstParagraph"/>
       </w:pPr>
       <w:r>
-        <w:t xml:space="preserve">For the primary encoder, permuting psychiatric history reduced ROC AUC by 0.024–0.028 across classifiers, with all paired CIs excluding zero. For embedded logistic regression, medication burden and prior treatment exposure reduced ROC AUC by 0.027 and 0.019, respectively. Permuting race/ethnicity or recorded social determinants changed ROC AUC by no more than 0.003 (Table 3). These results describe direct input reliance under the tested perturbations.</w:t>
+        <w:t xml:space="preserve">For the primary encoder, permuting psychiatric history reduced ROC AUC by 0.024 (95% CI 0.010–0.036) to 0.028 (95% CI 0.017–0.039) across classifiers, with all paired CIs excluding zero. For embedded logistic regression, medication burden and prior treatment exposure reduced ROC AUC by 0.027 (95% CI 0.018–0.037) and 0.019 (95% CI 0.011–0.027), respectively. Permuting race/ethnicity or recorded social determinants changed ROC AUC by no more than 0.003, and every such interval included zero (Table 3). These results describe direct input reliance under the tested perturbations.</w:t>
       </w:r>
     </w:p>
     <w:p>
@@ -1766,16 +1792,22 @@
           <w:iCs/>
           <w:i/>
         </w:rPr>
-        <w:t xml:space="preserve">Change in ROC AUC after permuting each narrative concept and applying the frozen primary models. Negative values indicate reduced discrimination. LR: logistic regression; RF: random forest; GB: gradient boosting; XGB: XGBoost; SDOH: social determinants of health. Values are point differences; psychiatric-history paired CIs excluded zero for all 4 classifiers.</w:t>
+        <w:t xml:space="preserve">Change in ROC AUC after permuting each narrative concept and applying the frozen primary models, with paired bootstrap 95% CIs. Negative values indicate reduced discrimination. LR: logistic regression; RF: random forest; GB: gradient boosting; XGB: XGBoost; SDOH: social determinants of health.</w:t>
       </w:r>
     </w:p>
     <w:tbl>
       <w:tblPr>
         <w:tblStyle w:val="Table"/>
-        <w:tblW w:type="pct" w:w="0.0"/>
+        <w:tblW w:type="pct" w:w="5000.0"/>
         <w:tblLook w:firstRow="1" w:lastRow="0" w:firstColumn="0" w:lastColumn="0" w:noHBand="0" w:noVBand="0" w:val="0020"/>
       </w:tblPr>
-      <w:tblGrid/>
+      <w:tblGrid>
+        <w:gridCol w:w="1584"/>
+        <w:gridCol w:w="1584"/>
+        <w:gridCol w:w="1584"/>
+        <w:gridCol w:w="1584"/>
+        <w:gridCol w:w="1584"/>
+      </w:tblGrid>
       <w:tr>
         <w:tc>
           <w:p>
@@ -1784,6 +1816,10 @@
               <w:jc w:val="left"/>
             </w:pPr>
             <w:r>
+              <w:rPr>
+                <w:bCs/>
+                <w:b/>
+              </w:rPr>
               <w:t xml:space="preserve">Permuted concept</w:t>
             </w:r>
           </w:p>
@@ -1795,6 +1831,10 @@
               <w:jc w:val="left"/>
             </w:pPr>
             <w:r>
+              <w:rPr>
+                <w:bCs/>
+                <w:b/>
+              </w:rPr>
               <w:t xml:space="preserve">LR</w:t>
             </w:r>
           </w:p>
@@ -1806,6 +1846,10 @@
               <w:jc w:val="left"/>
             </w:pPr>
             <w:r>
+              <w:rPr>
+                <w:bCs/>
+                <w:b/>
+              </w:rPr>
               <w:t xml:space="preserve">RF</w:t>
             </w:r>
           </w:p>
@@ -1817,6 +1861,10 @@
               <w:jc w:val="left"/>
             </w:pPr>
             <w:r>
+              <w:rPr>
+                <w:bCs/>
+                <w:b/>
+              </w:rPr>
               <w:t xml:space="preserve">GB</w:t>
             </w:r>
           </w:p>
@@ -1828,6 +1876,10 @@
               <w:jc w:val="left"/>
             </w:pPr>
             <w:r>
+              <w:rPr>
+                <w:bCs/>
+                <w:b/>
+              </w:rPr>
               <w:t xml:space="preserve">XGB</w:t>
             </w:r>
           </w:p>
@@ -1852,40 +1904,40 @@
               <w:jc w:val="left"/>
             </w:pPr>
             <w:r>
-              <w:t xml:space="preserve">−0.028</w:t>
-            </w:r>
-          </w:p>
-        </w:tc>
-        <w:tc>
-          <w:p>
-            <w:pPr>
-              <w:pStyle w:val="Compact"/>
-              <w:jc w:val="left"/>
-            </w:pPr>
-            <w:r>
-              <w:t xml:space="preserve">−0.027</w:t>
-            </w:r>
-          </w:p>
-        </w:tc>
-        <w:tc>
-          <w:p>
-            <w:pPr>
-              <w:pStyle w:val="Compact"/>
-              <w:jc w:val="left"/>
-            </w:pPr>
-            <w:r>
-              <w:t xml:space="preserve">−0.024</w:t>
-            </w:r>
-          </w:p>
-        </w:tc>
-        <w:tc>
-          <w:p>
-            <w:pPr>
-              <w:pStyle w:val="Compact"/>
-              <w:jc w:val="left"/>
-            </w:pPr>
-            <w:r>
-              <w:t xml:space="preserve">−0.027</w:t>
+              <w:t xml:space="preserve">−0.028 (−0.039 to −0.017)</w:t>
+            </w:r>
+          </w:p>
+        </w:tc>
+        <w:tc>
+          <w:p>
+            <w:pPr>
+              <w:pStyle w:val="Compact"/>
+              <w:jc w:val="left"/>
+            </w:pPr>
+            <w:r>
+              <w:t xml:space="preserve">−0.027 (−0.039 to −0.013)</w:t>
+            </w:r>
+          </w:p>
+        </w:tc>
+        <w:tc>
+          <w:p>
+            <w:pPr>
+              <w:pStyle w:val="Compact"/>
+              <w:jc w:val="left"/>
+            </w:pPr>
+            <w:r>
+              <w:t xml:space="preserve">−0.024 (−0.036 to −0.010)</w:t>
+            </w:r>
+          </w:p>
+        </w:tc>
+        <w:tc>
+          <w:p>
+            <w:pPr>
+              <w:pStyle w:val="Compact"/>
+              <w:jc w:val="left"/>
+            </w:pPr>
+            <w:r>
+              <w:t xml:space="preserve">−0.027 (−0.039 to −0.014)</w:t>
             </w:r>
           </w:p>
         </w:tc>
@@ -1909,40 +1961,40 @@
               <w:jc w:val="left"/>
             </w:pPr>
             <w:r>
-              <w:t xml:space="preserve">−0.027</w:t>
-            </w:r>
-          </w:p>
-        </w:tc>
-        <w:tc>
-          <w:p>
-            <w:pPr>
-              <w:pStyle w:val="Compact"/>
-              <w:jc w:val="left"/>
-            </w:pPr>
-            <w:r>
-              <w:t xml:space="preserve">−0.003</w:t>
-            </w:r>
-          </w:p>
-        </w:tc>
-        <w:tc>
-          <w:p>
-            <w:pPr>
-              <w:pStyle w:val="Compact"/>
-              <w:jc w:val="left"/>
-            </w:pPr>
-            <w:r>
-              <w:t xml:space="preserve">−0.014</w:t>
-            </w:r>
-          </w:p>
-        </w:tc>
-        <w:tc>
-          <w:p>
-            <w:pPr>
-              <w:pStyle w:val="Compact"/>
-              <w:jc w:val="left"/>
-            </w:pPr>
-            <w:r>
-              <w:t xml:space="preserve">−0.017</w:t>
+              <w:t xml:space="preserve">−0.027 (−0.037 to −0.018)</w:t>
+            </w:r>
+          </w:p>
+        </w:tc>
+        <w:tc>
+          <w:p>
+            <w:pPr>
+              <w:pStyle w:val="Compact"/>
+              <w:jc w:val="left"/>
+            </w:pPr>
+            <w:r>
+              <w:t xml:space="preserve">−0.003 (−0.011 to +0.004)</w:t>
+            </w:r>
+          </w:p>
+        </w:tc>
+        <w:tc>
+          <w:p>
+            <w:pPr>
+              <w:pStyle w:val="Compact"/>
+              <w:jc w:val="left"/>
+            </w:pPr>
+            <w:r>
+              <w:t xml:space="preserve">−0.014 (−0.023 to −0.006)</w:t>
+            </w:r>
+          </w:p>
+        </w:tc>
+        <w:tc>
+          <w:p>
+            <w:pPr>
+              <w:pStyle w:val="Compact"/>
+              <w:jc w:val="left"/>
+            </w:pPr>
+            <w:r>
+              <w:t xml:space="preserve">−0.017 (−0.026 to −0.008)</w:t>
             </w:r>
           </w:p>
         </w:tc>
@@ -1966,40 +2018,40 @@
               <w:jc w:val="left"/>
             </w:pPr>
             <w:r>
-              <w:t xml:space="preserve">−0.019</w:t>
-            </w:r>
-          </w:p>
-        </w:tc>
-        <w:tc>
-          <w:p>
-            <w:pPr>
-              <w:pStyle w:val="Compact"/>
-              <w:jc w:val="left"/>
-            </w:pPr>
-            <w:r>
-              <w:t xml:space="preserve">+0.000</w:t>
-            </w:r>
-          </w:p>
-        </w:tc>
-        <w:tc>
-          <w:p>
-            <w:pPr>
-              <w:pStyle w:val="Compact"/>
-              <w:jc w:val="left"/>
-            </w:pPr>
-            <w:r>
-              <w:t xml:space="preserve">−0.006</w:t>
-            </w:r>
-          </w:p>
-        </w:tc>
-        <w:tc>
-          <w:p>
-            <w:pPr>
-              <w:pStyle w:val="Compact"/>
-              <w:jc w:val="left"/>
-            </w:pPr>
-            <w:r>
-              <w:t xml:space="preserve">−0.011</w:t>
+              <w:t xml:space="preserve">−0.019 (−0.027 to −0.011)</w:t>
+            </w:r>
+          </w:p>
+        </w:tc>
+        <w:tc>
+          <w:p>
+            <w:pPr>
+              <w:pStyle w:val="Compact"/>
+              <w:jc w:val="left"/>
+            </w:pPr>
+            <w:r>
+              <w:t xml:space="preserve">+0.000 (−0.008 to +0.009)</w:t>
+            </w:r>
+          </w:p>
+        </w:tc>
+        <w:tc>
+          <w:p>
+            <w:pPr>
+              <w:pStyle w:val="Compact"/>
+              <w:jc w:val="left"/>
+            </w:pPr>
+            <w:r>
+              <w:t xml:space="preserve">−0.006 (−0.014 to +0.003)</w:t>
+            </w:r>
+          </w:p>
+        </w:tc>
+        <w:tc>
+          <w:p>
+            <w:pPr>
+              <w:pStyle w:val="Compact"/>
+              <w:jc w:val="left"/>
+            </w:pPr>
+            <w:r>
+              <w:t xml:space="preserve">−0.011 (−0.020 to −0.003)</w:t>
             </w:r>
           </w:p>
         </w:tc>
@@ -2023,40 +2075,40 @@
               <w:jc w:val="left"/>
             </w:pPr>
             <w:r>
-              <w:t xml:space="preserve">−0.002</w:t>
-            </w:r>
-          </w:p>
-        </w:tc>
-        <w:tc>
-          <w:p>
-            <w:pPr>
-              <w:pStyle w:val="Compact"/>
-              <w:jc w:val="left"/>
-            </w:pPr>
-            <w:r>
-              <w:t xml:space="preserve">+0.001</w:t>
-            </w:r>
-          </w:p>
-        </w:tc>
-        <w:tc>
-          <w:p>
-            <w:pPr>
-              <w:pStyle w:val="Compact"/>
-              <w:jc w:val="left"/>
-            </w:pPr>
-            <w:r>
-              <w:t xml:space="preserve">−0.001</w:t>
-            </w:r>
-          </w:p>
-        </w:tc>
-        <w:tc>
-          <w:p>
-            <w:pPr>
-              <w:pStyle w:val="Compact"/>
-              <w:jc w:val="left"/>
-            </w:pPr>
-            <w:r>
-              <w:t xml:space="preserve">−0.005</w:t>
+              <w:t xml:space="preserve">−0.002 (−0.004 to +0.001)</w:t>
+            </w:r>
+          </w:p>
+        </w:tc>
+        <w:tc>
+          <w:p>
+            <w:pPr>
+              <w:pStyle w:val="Compact"/>
+              <w:jc w:val="left"/>
+            </w:pPr>
+            <w:r>
+              <w:t xml:space="preserve">+0.001 (−0.002 to +0.004)</w:t>
+            </w:r>
+          </w:p>
+        </w:tc>
+        <w:tc>
+          <w:p>
+            <w:pPr>
+              <w:pStyle w:val="Compact"/>
+              <w:jc w:val="left"/>
+            </w:pPr>
+            <w:r>
+              <w:t xml:space="preserve">−0.001 (−0.005 to +0.003)</w:t>
+            </w:r>
+          </w:p>
+        </w:tc>
+        <w:tc>
+          <w:p>
+            <w:pPr>
+              <w:pStyle w:val="Compact"/>
+              <w:jc w:val="left"/>
+            </w:pPr>
+            <w:r>
+              <w:t xml:space="preserve">−0.005 (−0.008 to −0.001)</w:t>
             </w:r>
           </w:p>
         </w:tc>
@@ -2080,40 +2132,40 @@
               <w:jc w:val="left"/>
             </w:pPr>
             <w:r>
-              <w:t xml:space="preserve">−0.000</w:t>
-            </w:r>
-          </w:p>
-        </w:tc>
-        <w:tc>
-          <w:p>
-            <w:pPr>
-              <w:pStyle w:val="Compact"/>
-              <w:jc w:val="left"/>
-            </w:pPr>
-            <w:r>
-              <w:t xml:space="preserve">+0.000</w:t>
-            </w:r>
-          </w:p>
-        </w:tc>
-        <w:tc>
-          <w:p>
-            <w:pPr>
-              <w:pStyle w:val="Compact"/>
-              <w:jc w:val="left"/>
-            </w:pPr>
-            <w:r>
-              <w:t xml:space="preserve">+0.000</w:t>
-            </w:r>
-          </w:p>
-        </w:tc>
-        <w:tc>
-          <w:p>
-            <w:pPr>
-              <w:pStyle w:val="Compact"/>
-              <w:jc w:val="left"/>
-            </w:pPr>
-            <w:r>
-              <w:t xml:space="preserve">+0.001</w:t>
+              <w:t xml:space="preserve">−0.000 (−0.001 to +0.000)</w:t>
+            </w:r>
+          </w:p>
+        </w:tc>
+        <w:tc>
+          <w:p>
+            <w:pPr>
+              <w:pStyle w:val="Compact"/>
+              <w:jc w:val="left"/>
+            </w:pPr>
+            <w:r>
+              <w:t xml:space="preserve">+0.000 (−0.001 to +0.001)</w:t>
+            </w:r>
+          </w:p>
+        </w:tc>
+        <w:tc>
+          <w:p>
+            <w:pPr>
+              <w:pStyle w:val="Compact"/>
+              <w:jc w:val="left"/>
+            </w:pPr>
+            <w:r>
+              <w:t xml:space="preserve">+0.000 (−0.001 to +0.001)</w:t>
+            </w:r>
+          </w:p>
+        </w:tc>
+        <w:tc>
+          <w:p>
+            <w:pPr>
+              <w:pStyle w:val="Compact"/>
+              <w:jc w:val="left"/>
+            </w:pPr>
+            <w:r>
+              <w:t xml:space="preserve">+0.001 (−0.001 to +0.002)</w:t>
             </w:r>
           </w:p>
         </w:tc>
@@ -2137,40 +2189,40 @@
               <w:jc w:val="left"/>
             </w:pPr>
             <w:r>
-              <w:t xml:space="preserve">−0.000</w:t>
-            </w:r>
-          </w:p>
-        </w:tc>
-        <w:tc>
-          <w:p>
-            <w:pPr>
-              <w:pStyle w:val="Compact"/>
-              <w:jc w:val="left"/>
-            </w:pPr>
-            <w:r>
-              <w:t xml:space="preserve">+0.000</w:t>
-            </w:r>
-          </w:p>
-        </w:tc>
-        <w:tc>
-          <w:p>
-            <w:pPr>
-              <w:pStyle w:val="Compact"/>
-              <w:jc w:val="left"/>
-            </w:pPr>
-            <w:r>
-              <w:t xml:space="preserve">−0.003</w:t>
-            </w:r>
-          </w:p>
-        </w:tc>
-        <w:tc>
-          <w:p>
-            <w:pPr>
-              <w:pStyle w:val="Compact"/>
-              <w:jc w:val="left"/>
-            </w:pPr>
-            <w:r>
-              <w:t xml:space="preserve">−0.000</w:t>
+              <w:t xml:space="preserve">−0.000 (−0.002 to +0.002)</w:t>
+            </w:r>
+          </w:p>
+        </w:tc>
+        <w:tc>
+          <w:p>
+            <w:pPr>
+              <w:pStyle w:val="Compact"/>
+              <w:jc w:val="left"/>
+            </w:pPr>
+            <w:r>
+              <w:t xml:space="preserve">+0.000 (−0.003 to +0.003)</w:t>
+            </w:r>
+          </w:p>
+        </w:tc>
+        <w:tc>
+          <w:p>
+            <w:pPr>
+              <w:pStyle w:val="Compact"/>
+              <w:jc w:val="left"/>
+            </w:pPr>
+            <w:r>
+              <w:t xml:space="preserve">−0.003 (−0.006 to +0.001)</w:t>
+            </w:r>
+          </w:p>
+        </w:tc>
+        <w:tc>
+          <w:p>
+            <w:pPr>
+              <w:pStyle w:val="Compact"/>
+              <w:jc w:val="left"/>
+            </w:pPr>
+            <w:r>
+              <w:t xml:space="preserve">−0.000 (−0.003 to +0.003)</w:t>
             </w:r>
           </w:p>
         </w:tc>
@@ -2181,7 +2233,7 @@
         <w:pStyle w:val="BodyText"/>
       </w:pPr>
       <w:r>
-        <w:t xml:space="preserve">Logistic regression was the strongest embedded classifier for all 4 encoders, with ROC AUCs ranging from 0.645 to 0.657. Psychiatric history and medication burden remained the largest contributors across encoders: permutation reduced logistic-regression ROC AUC by 0.027–0.030 and 0.022–0.034, respectively (Figure 3). Feature-vector coefficient rankings also emphasized psychiatric burden, including suicidality, severe depression coding, insomnia, and anxiety. Detailed importance, dimensionality, and encoder analyses are in Multimedia Appendix 1, sections S1, S4, and S12.</w:t>
+        <w:t xml:space="preserve">Logistic regression was the strongest embedded classifier for all 4 encoders, with ROC AUCs from 0.645 (95% CI 0.629–0.660) to 0.657 (95% CI 0.643–0.672). Psychiatric history and medication burden remained the largest contributors across encoders. Permuting psychiatric history reduced logistic-regression ROC AUC by 0.027 (95% CI 0.017–0.036) to 0.030 (95% CI 0.019–0.041), and permuting medication burden by 0.022 (95% CI 0.013–0.032) to 0.034 (95% CI 0.023–0.044) (Figure 3). Feature-vector coefficient rankings also emphasized psychiatric burden, including suicidality, severe depression coding, insomnia, and anxiety. Detailed importance, dimensionality, and encoder analyses are in Multimedia Appendix 1, sections S1, S4, and S12.</w:t>
       </w:r>
     </w:p>
     <w:p>
@@ -2274,7 +2326,7 @@
         <w:pStyle w:val="FirstParagraph"/>
       </w:pPr>
       <w:r>
-        <w:t xml:space="preserve">Random retrieval stayed at chance at every k: at its best k, 32,720, it reached 0.500 (2.5th–97.5th percentile across draws 0.484–0.515). Farthest retrieval yielded 0.432 (95% CI 0.416–0.449). Neighborhood size mattered more than the similarity metric (Figure 4). Discrimination rose with k and was flat from roughly 300 neighbors onward. At its best k, importance-weighted retrieval reached 0.625 (95% CI 0.610–0.641) at k = 295, and plain cosine 0.618 (95% CI 0.602–0.634) at k = 757. They exceeded random retrieval by 0.125 (95% CI 0.103–0.147) and 0.118 (95% CI 0.096–0.140), respectively. The paired difference between the 2 metrics was 0.007 (95% CI −0.001 to 0.014). The best retrieval result over every k and exponent, 0.625 (95% CI 0.610–0.640), was still lower than feature-vector XGBoost by 0.024 (95% CI 0.012–0.036) and lower than embedded logistic regression by 0.032 (95% CI 0.022–0.043). Because the best k was chosen on test patients, these maxima are optimistic. Using all 34,063 training patients as neighbors, with no k chosen, gave 0.624 (95% CI 0.607–0.639) for importance-weighted retrieval (Multimedia Appendix 1, section S6).</w:t>
+        <w:t xml:space="preserve">Random retrieval stayed at chance at every k: at its best k, 32,720, it reached 0.500 (2.5th–97.5th percentile across draws 0.484–0.515). Farthest retrieval yielded 0.432 (95% CI 0.416–0.449). Neighborhood size mattered more than the similarity metric (Figure 4). Discrimination rose with k up to a few hundred neighbors. From k = 261 onward, importance-weighted retrieval stayed inside the interval at its best k. Plain cosine retrieval peaked at k = 757 and then drifted down, to 0.605 (95% CI 0.589–0.620) at k = 16,988. At its best k, importance-weighted retrieval reached 0.625 (95% CI 0.610–0.641) at k = 295, and plain cosine 0.618 (95% CI 0.602–0.634) at k = 757. They exceeded random retrieval by 0.125 (95% CI 0.103–0.147) and 0.118 (95% CI 0.096–0.140), respectively. The paired difference between the 2 metrics was 0.007 (95% CI −0.001 to 0.014). The best retrieval result over every k and exponent was importance-weighted retrieval with α = 2 at k = 1,090, 0.625 (95% CI 0.610–0.640). It was still lower than feature-vector XGBoost by 0.024 (95% CI 0.012–0.036) and lower than embedded logistic regression by 0.032 (95% CI 0.022–0.043). Because the best k was chosen on test patients, these maxima are optimistic. Using all 34,063 training patients as neighbors, with no k chosen, gave 0.624 (95% CI 0.607–0.639) for importance-weighted retrieval and 0.608 (95% CI 0.592–0.624) for plain cosine (Multimedia Appendix 1, section S6).</w:t>
       </w:r>
     </w:p>
     <w:p>
@@ -2357,7 +2409,7 @@
         <w:pStyle w:val="BodyText"/>
       </w:pPr>
       <w:r>
-        <w:t xml:space="preserve">Subgroup analyses scored each retrieval arm at its best k. Of 240 subgroup contrasts, 23 survived multiplicity adjustment; 19 involved depression recurrence. Discrimination was higher with recurrent coding in all 10 models contrasted and lower with single-episode coding in 9. Performance was lower among never-married patients for 2 embedded classifiers and importance-weighted retrieval, and among patients aged 18–29 for feature-vector XGBoost. Sex contrasts did not show clear differences. White-minus-non-White ROC AUC differences were consistently positive (0.005–0.046), but none survived adjustment. For feature-vector logistic regression, individual-level calibration slopes were 0.98 in White patients and 0.79 in patients with other recorded racial categories. These findings do not establish equitable performance (Multimedia Appendix 1, section S9).</w:t>
+        <w:t xml:space="preserve">Subgroup analyses scored each retrieval arm at its best k. Of 240 subgroup contrasts, 23 survived multiplicity adjustment; 19 involved depression recurrence. Discrimination was higher with recurrent coding in all 10 models contrasted and lower with single-episode coding in 9. Performance was lower among never-married patients for 2 embedded classifiers and importance-weighted retrieval, and among patients aged 18–29 for feature-vector XGBoost. Sex contrasts did not show clear differences. White-minus-non-White ROC AUC differences were consistently positive (0.005–0.046), but none survived adjustment. For feature-vector logistic regression, individual-level calibration slopes were 0.98 (95% CI 0.85–1.11) in White patients and 0.79 (95% CI 0.56–1.02) in patients with other recorded racial categories. These findings do not establish equitable performance (Multimedia Appendix 1, section S9).</w:t>
       </w:r>
     </w:p>
     <w:bookmarkEnd w:id="26"/>

--- a/research/TRD-EHR/paper1-trd-prediction/parts/manuscript/05-results.docx
+++ b/research/TRD-EHR/paper1-trd-prediction/parts/manuscript/05-results.docx
@@ -2,7 +2,7 @@
 <file path=word/document.xml><?xml version="1.0" encoding="utf-8"?>
 <w:document xmlns:w="http://schemas.openxmlformats.org/wordprocessingml/2006/main" xmlns:m="http://schemas.openxmlformats.org/officeDocument/2006/math" xmlns:r="http://schemas.openxmlformats.org/officeDocument/2006/relationships" xmlns:o="urn:schemas-microsoft-com:office:office" xmlns:v="urn:schemas-microsoft-com:vml" xmlns:w10="urn:schemas-microsoft-com:office:word" xmlns:a="http://schemas.openxmlformats.org/drawingml/2006/main" xmlns:pic="http://schemas.openxmlformats.org/drawingml/2006/picture" xmlns:wp="http://schemas.openxmlformats.org/drawingml/2006/wordprocessingDrawing">
   <w:body>
-    <w:bookmarkStart w:id="27" w:name="results"/>
+    <w:bookmarkStart w:id="29" w:name="_results"/>
     <w:p>
       <w:pPr>
         <w:pStyle w:val="Heading1"/>
@@ -11,7 +11,7 @@
         <w:t xml:space="preserve">Results</w:t>
       </w:r>
     </w:p>
-    <w:bookmarkStart w:id="20" w:name="cohort-characteristics"/>
+    <w:bookmarkStart w:id="9" w:name="_05544cad0514f6a68575f9a3bde29a58fbe80a2"/>
     <w:p>
       <w:pPr>
         <w:pStyle w:val="Heading2"/>
@@ -25,7 +25,7 @@
         <w:pStyle w:val="FirstParagraph"/>
       </w:pPr>
       <w:r>
-        <w:t xml:space="preserve">Of 501,718 patients in the extract, 42,579 met eligibility criteria and 7,455 (17.5%, 95% CI 17.2–17.9) met the TRD proxy definition. Median age was 55 years (IQR 38–70); 72.5% were female, 80.0% were recorded as White/Caucasian, and 98.9% preferred English. Outcome-positive patients more often had coded suicidality, severe depression, anxiety, insomnia, and substance use disorders (Table 1). Expanded characteristics and subgroup outcome frequencies are in Multimedia Appendix 1, section S11.</w:t>
+        <w:t xml:space="preserve">Of 501,718 patients in the extract, 42,579 met eligibility criteria and 7,455 (17.5%, 95% CI 17.2–17.9) met the TRD proxy definition. Median age was 55 years (IQR 38–70); 72.5% (95% CI 72.0–72.9) were female, 80.0% (95% CI 79.7–80.4) were recorded as White/Caucasian, and 98.9% (95% CI 98.8–99.0) preferred English. Outcome-positive patients more often had coded suicidality, severe depression, anxiety, insomnia, and substance use disorders (Table 1). Expanded characteristics and subgroup outcome frequencies are in Multimedia Appendix 1, section S11.</w:t>
       </w:r>
     </w:p>
     <w:p>
@@ -34,24 +34,24 @@
       </w:pPr>
       <w:r>
         <w:rPr>
+          <w:b/>
           <w:bCs/>
-          <w:b/>
+          <w:i/>
           <w:iCs/>
-          <w:i/>
         </w:rPr>
         <w:t xml:space="preserve">Table 1.</w:t>
       </w:r>
       <w:r>
         <w:rPr>
+          <w:i/>
           <w:iCs/>
-          <w:i/>
         </w:rPr>
         <w:t xml:space="preserve"> </w:t>
       </w:r>
       <w:r>
         <w:rPr>
+          <w:i/>
           <w:iCs/>
-          <w:i/>
         </w:rPr>
         <w:t xml:space="preserve">Selected cohort characteristics by TRD proxy status. Values are median (IQR) or n (%). SMD is the standardized mean difference between positive and negative groups. MDD: major depressive disorder; PTSD: posttraumatic stress disorder. Expanded characteristics appear in Multimedia Appendix 1, Table S14.</w:t>
       </w:r>
@@ -59,7 +59,8 @@
     <w:tbl>
       <w:tblPr>
         <w:tblStyle w:val="Table"/>
-        <w:tblW w:type="pct" w:w="4915.966386554622"/>
+        <w:tblW w:type="pct" w:w="4916"/>
+        <w:tblLayout w:type="fixed"/>
         <w:tblLook w:firstRow="1" w:lastRow="0" w:firstColumn="0" w:lastColumn="0" w:noHBand="0" w:noVBand="0" w:val="0020"/>
       </w:tblPr>
       <w:tblGrid>
@@ -70,7 +71,11 @@
         <w:gridCol w:w="598"/>
       </w:tblGrid>
       <w:tr>
-        <w:tc>
+        <w:trPr>
+          <w:tblHeader w:val="on"/>
+        </w:trPr>
+        <w:tc>
+          <w:tcPr/>
           <w:p>
             <w:pPr>
               <w:pStyle w:val="Compact"/>
@@ -82,6 +87,7 @@
           </w:p>
         </w:tc>
         <w:tc>
+          <w:tcPr/>
           <w:p>
             <w:pPr>
               <w:pStyle w:val="Compact"/>
@@ -99,6 +105,7 @@
           </w:p>
         </w:tc>
         <w:tc>
+          <w:tcPr/>
           <w:p>
             <w:pPr>
               <w:pStyle w:val="Compact"/>
@@ -116,6 +123,7 @@
           </w:p>
         </w:tc>
         <w:tc>
+          <w:tcPr/>
           <w:p>
             <w:pPr>
               <w:pStyle w:val="Compact"/>
@@ -133,6 +141,7 @@
           </w:p>
         </w:tc>
         <w:tc>
+          <w:tcPr/>
           <w:p>
             <w:pPr>
               <w:pStyle w:val="Compact"/>
@@ -146,6 +155,7 @@
       </w:tr>
       <w:tr>
         <w:tc>
+          <w:tcPr/>
           <w:p>
             <w:pPr>
               <w:pStyle w:val="Compact"/>
@@ -157,6 +167,7 @@
           </w:p>
         </w:tc>
         <w:tc>
+          <w:tcPr/>
           <w:p>
             <w:pPr>
               <w:pStyle w:val="Compact"/>
@@ -168,6 +179,7 @@
           </w:p>
         </w:tc>
         <w:tc>
+          <w:tcPr/>
           <w:p>
             <w:pPr>
               <w:pStyle w:val="Compact"/>
@@ -179,6 +191,7 @@
           </w:p>
         </w:tc>
         <w:tc>
+          <w:tcPr/>
           <w:p>
             <w:pPr>
               <w:pStyle w:val="Compact"/>
@@ -190,6 +203,7 @@
           </w:p>
         </w:tc>
         <w:tc>
+          <w:tcPr/>
           <w:p>
             <w:pPr>
               <w:pStyle w:val="Compact"/>
@@ -203,6 +217,7 @@
       </w:tr>
       <w:tr>
         <w:tc>
+          <w:tcPr/>
           <w:p>
             <w:pPr>
               <w:pStyle w:val="Compact"/>
@@ -214,6 +229,7 @@
           </w:p>
         </w:tc>
         <w:tc>
+          <w:tcPr/>
           <w:p>
             <w:pPr>
               <w:pStyle w:val="Compact"/>
@@ -225,6 +241,7 @@
           </w:p>
         </w:tc>
         <w:tc>
+          <w:tcPr/>
           <w:p>
             <w:pPr>
               <w:pStyle w:val="Compact"/>
@@ -236,6 +253,7 @@
           </w:p>
         </w:tc>
         <w:tc>
+          <w:tcPr/>
           <w:p>
             <w:pPr>
               <w:pStyle w:val="Compact"/>
@@ -247,6 +265,7 @@
           </w:p>
         </w:tc>
         <w:tc>
+          <w:tcPr/>
           <w:p>
             <w:pPr>
               <w:pStyle w:val="Compact"/>
@@ -260,6 +279,7 @@
       </w:tr>
       <w:tr>
         <w:tc>
+          <w:tcPr/>
           <w:p>
             <w:pPr>
               <w:pStyle w:val="Compact"/>
@@ -271,6 +291,7 @@
           </w:p>
         </w:tc>
         <w:tc>
+          <w:tcPr/>
           <w:p>
             <w:pPr>
               <w:pStyle w:val="Compact"/>
@@ -282,6 +303,7 @@
           </w:p>
         </w:tc>
         <w:tc>
+          <w:tcPr/>
           <w:p>
             <w:pPr>
               <w:pStyle w:val="Compact"/>
@@ -293,6 +315,7 @@
           </w:p>
         </w:tc>
         <w:tc>
+          <w:tcPr/>
           <w:p>
             <w:pPr>
               <w:pStyle w:val="Compact"/>
@@ -304,6 +327,7 @@
           </w:p>
         </w:tc>
         <w:tc>
+          <w:tcPr/>
           <w:p>
             <w:pPr>
               <w:pStyle w:val="Compact"/>
@@ -317,6 +341,7 @@
       </w:tr>
       <w:tr>
         <w:tc>
+          <w:tcPr/>
           <w:p>
             <w:pPr>
               <w:pStyle w:val="Compact"/>
@@ -328,6 +353,7 @@
           </w:p>
         </w:tc>
         <w:tc>
+          <w:tcPr/>
           <w:p>
             <w:pPr>
               <w:pStyle w:val="Compact"/>
@@ -339,6 +365,7 @@
           </w:p>
         </w:tc>
         <w:tc>
+          <w:tcPr/>
           <w:p>
             <w:pPr>
               <w:pStyle w:val="Compact"/>
@@ -350,6 +377,7 @@
           </w:p>
         </w:tc>
         <w:tc>
+          <w:tcPr/>
           <w:p>
             <w:pPr>
               <w:pStyle w:val="Compact"/>
@@ -361,6 +389,7 @@
           </w:p>
         </w:tc>
         <w:tc>
+          <w:tcPr/>
           <w:p>
             <w:pPr>
               <w:pStyle w:val="Compact"/>
@@ -374,6 +403,7 @@
       </w:tr>
       <w:tr>
         <w:tc>
+          <w:tcPr/>
           <w:p>
             <w:pPr>
               <w:pStyle w:val="Compact"/>
@@ -385,6 +415,7 @@
           </w:p>
         </w:tc>
         <w:tc>
+          <w:tcPr/>
           <w:p>
             <w:pPr>
               <w:pStyle w:val="Compact"/>
@@ -396,6 +427,7 @@
           </w:p>
         </w:tc>
         <w:tc>
+          <w:tcPr/>
           <w:p>
             <w:pPr>
               <w:pStyle w:val="Compact"/>
@@ -407,6 +439,7 @@
           </w:p>
         </w:tc>
         <w:tc>
+          <w:tcPr/>
           <w:p>
             <w:pPr>
               <w:pStyle w:val="Compact"/>
@@ -418,6 +451,7 @@
           </w:p>
         </w:tc>
         <w:tc>
+          <w:tcPr/>
           <w:p>
             <w:pPr>
               <w:pStyle w:val="Compact"/>
@@ -431,6 +465,7 @@
       </w:tr>
       <w:tr>
         <w:tc>
+          <w:tcPr/>
           <w:p>
             <w:pPr>
               <w:pStyle w:val="Compact"/>
@@ -442,6 +477,7 @@
           </w:p>
         </w:tc>
         <w:tc>
+          <w:tcPr/>
           <w:p>
             <w:pPr>
               <w:pStyle w:val="Compact"/>
@@ -453,6 +489,7 @@
           </w:p>
         </w:tc>
         <w:tc>
+          <w:tcPr/>
           <w:p>
             <w:pPr>
               <w:pStyle w:val="Compact"/>
@@ -464,6 +501,7 @@
           </w:p>
         </w:tc>
         <w:tc>
+          <w:tcPr/>
           <w:p>
             <w:pPr>
               <w:pStyle w:val="Compact"/>
@@ -475,6 +513,7 @@
           </w:p>
         </w:tc>
         <w:tc>
+          <w:tcPr/>
           <w:p>
             <w:pPr>
               <w:pStyle w:val="Compact"/>
@@ -488,6 +527,7 @@
       </w:tr>
       <w:tr>
         <w:tc>
+          <w:tcPr/>
           <w:p>
             <w:pPr>
               <w:pStyle w:val="Compact"/>
@@ -499,6 +539,7 @@
           </w:p>
         </w:tc>
         <w:tc>
+          <w:tcPr/>
           <w:p>
             <w:pPr>
               <w:pStyle w:val="Compact"/>
@@ -510,6 +551,7 @@
           </w:p>
         </w:tc>
         <w:tc>
+          <w:tcPr/>
           <w:p>
             <w:pPr>
               <w:pStyle w:val="Compact"/>
@@ -521,6 +563,7 @@
           </w:p>
         </w:tc>
         <w:tc>
+          <w:tcPr/>
           <w:p>
             <w:pPr>
               <w:pStyle w:val="Compact"/>
@@ -532,6 +575,7 @@
           </w:p>
         </w:tc>
         <w:tc>
+          <w:tcPr/>
           <w:p>
             <w:pPr>
               <w:pStyle w:val="Compact"/>
@@ -545,6 +589,7 @@
       </w:tr>
       <w:tr>
         <w:tc>
+          <w:tcPr/>
           <w:p>
             <w:pPr>
               <w:pStyle w:val="Compact"/>
@@ -556,6 +601,7 @@
           </w:p>
         </w:tc>
         <w:tc>
+          <w:tcPr/>
           <w:p>
             <w:pPr>
               <w:pStyle w:val="Compact"/>
@@ -567,6 +613,7 @@
           </w:p>
         </w:tc>
         <w:tc>
+          <w:tcPr/>
           <w:p>
             <w:pPr>
               <w:pStyle w:val="Compact"/>
@@ -578,6 +625,7 @@
           </w:p>
         </w:tc>
         <w:tc>
+          <w:tcPr/>
           <w:p>
             <w:pPr>
               <w:pStyle w:val="Compact"/>
@@ -589,6 +637,7 @@
           </w:p>
         </w:tc>
         <w:tc>
+          <w:tcPr/>
           <w:p>
             <w:pPr>
               <w:pStyle w:val="Compact"/>
@@ -602,6 +651,7 @@
       </w:tr>
       <w:tr>
         <w:tc>
+          <w:tcPr/>
           <w:p>
             <w:pPr>
               <w:pStyle w:val="Compact"/>
@@ -613,6 +663,7 @@
           </w:p>
         </w:tc>
         <w:tc>
+          <w:tcPr/>
           <w:p>
             <w:pPr>
               <w:pStyle w:val="Compact"/>
@@ -624,6 +675,7 @@
           </w:p>
         </w:tc>
         <w:tc>
+          <w:tcPr/>
           <w:p>
             <w:pPr>
               <w:pStyle w:val="Compact"/>
@@ -635,6 +687,7 @@
           </w:p>
         </w:tc>
         <w:tc>
+          <w:tcPr/>
           <w:p>
             <w:pPr>
               <w:pStyle w:val="Compact"/>
@@ -646,6 +699,7 @@
           </w:p>
         </w:tc>
         <w:tc>
+          <w:tcPr/>
           <w:p>
             <w:pPr>
               <w:pStyle w:val="Compact"/>
@@ -659,6 +713,7 @@
       </w:tr>
       <w:tr>
         <w:tc>
+          <w:tcPr/>
           <w:p>
             <w:pPr>
               <w:pStyle w:val="Compact"/>
@@ -670,6 +725,7 @@
           </w:p>
         </w:tc>
         <w:tc>
+          <w:tcPr/>
           <w:p>
             <w:pPr>
               <w:pStyle w:val="Compact"/>
@@ -681,6 +737,7 @@
           </w:p>
         </w:tc>
         <w:tc>
+          <w:tcPr/>
           <w:p>
             <w:pPr>
               <w:pStyle w:val="Compact"/>
@@ -692,6 +749,7 @@
           </w:p>
         </w:tc>
         <w:tc>
+          <w:tcPr/>
           <w:p>
             <w:pPr>
               <w:pStyle w:val="Compact"/>
@@ -703,6 +761,7 @@
           </w:p>
         </w:tc>
         <w:tc>
+          <w:tcPr/>
           <w:p>
             <w:pPr>
               <w:pStyle w:val="Compact"/>
@@ -716,6 +775,7 @@
       </w:tr>
       <w:tr>
         <w:tc>
+          <w:tcPr/>
           <w:p>
             <w:pPr>
               <w:pStyle w:val="Compact"/>
@@ -727,6 +787,7 @@
           </w:p>
         </w:tc>
         <w:tc>
+          <w:tcPr/>
           <w:p>
             <w:pPr>
               <w:pStyle w:val="Compact"/>
@@ -738,6 +799,7 @@
           </w:p>
         </w:tc>
         <w:tc>
+          <w:tcPr/>
           <w:p>
             <w:pPr>
               <w:pStyle w:val="Compact"/>
@@ -749,6 +811,7 @@
           </w:p>
         </w:tc>
         <w:tc>
+          <w:tcPr/>
           <w:p>
             <w:pPr>
               <w:pStyle w:val="Compact"/>
@@ -760,6 +823,7 @@
           </w:p>
         </w:tc>
         <w:tc>
+          <w:tcPr/>
           <w:p>
             <w:pPr>
               <w:pStyle w:val="Compact"/>
@@ -773,6 +837,7 @@
       </w:tr>
       <w:tr>
         <w:tc>
+          <w:tcPr/>
           <w:p>
             <w:pPr>
               <w:pStyle w:val="Compact"/>
@@ -784,6 +849,7 @@
           </w:p>
         </w:tc>
         <w:tc>
+          <w:tcPr/>
           <w:p>
             <w:pPr>
               <w:pStyle w:val="Compact"/>
@@ -795,6 +861,7 @@
           </w:p>
         </w:tc>
         <w:tc>
+          <w:tcPr/>
           <w:p>
             <w:pPr>
               <w:pStyle w:val="Compact"/>
@@ -806,6 +873,7 @@
           </w:p>
         </w:tc>
         <w:tc>
+          <w:tcPr/>
           <w:p>
             <w:pPr>
               <w:pStyle w:val="Compact"/>
@@ -817,6 +885,7 @@
           </w:p>
         </w:tc>
         <w:tc>
+          <w:tcPr/>
           <w:p>
             <w:pPr>
               <w:pStyle w:val="Compact"/>
@@ -830,6 +899,7 @@
       </w:tr>
       <w:tr>
         <w:tc>
+          <w:tcPr/>
           <w:p>
             <w:pPr>
               <w:pStyle w:val="Compact"/>
@@ -841,6 +911,7 @@
           </w:p>
         </w:tc>
         <w:tc>
+          <w:tcPr/>
           <w:p>
             <w:pPr>
               <w:pStyle w:val="Compact"/>
@@ -852,6 +923,7 @@
           </w:p>
         </w:tc>
         <w:tc>
+          <w:tcPr/>
           <w:p>
             <w:pPr>
               <w:pStyle w:val="Compact"/>
@@ -863,6 +935,7 @@
           </w:p>
         </w:tc>
         <w:tc>
+          <w:tcPr/>
           <w:p>
             <w:pPr>
               <w:pStyle w:val="Compact"/>
@@ -874,6 +947,7 @@
           </w:p>
         </w:tc>
         <w:tc>
+          <w:tcPr/>
           <w:p>
             <w:pPr>
               <w:pStyle w:val="Compact"/>
@@ -887,6 +961,7 @@
       </w:tr>
       <w:tr>
         <w:tc>
+          <w:tcPr/>
           <w:p>
             <w:pPr>
               <w:pStyle w:val="Compact"/>
@@ -898,6 +973,7 @@
           </w:p>
         </w:tc>
         <w:tc>
+          <w:tcPr/>
           <w:p>
             <w:pPr>
               <w:pStyle w:val="Compact"/>
@@ -909,6 +985,7 @@
           </w:p>
         </w:tc>
         <w:tc>
+          <w:tcPr/>
           <w:p>
             <w:pPr>
               <w:pStyle w:val="Compact"/>
@@ -920,6 +997,7 @@
           </w:p>
         </w:tc>
         <w:tc>
+          <w:tcPr/>
           <w:p>
             <w:pPr>
               <w:pStyle w:val="Compact"/>
@@ -931,6 +1009,7 @@
           </w:p>
         </w:tc>
         <w:tc>
+          <w:tcPr/>
           <w:p>
             <w:pPr>
               <w:pStyle w:val="Compact"/>
@@ -944,6 +1023,7 @@
       </w:tr>
       <w:tr>
         <w:tc>
+          <w:tcPr/>
           <w:p>
             <w:pPr>
               <w:pStyle w:val="Compact"/>
@@ -955,6 +1035,7 @@
           </w:p>
         </w:tc>
         <w:tc>
+          <w:tcPr/>
           <w:p>
             <w:pPr>
               <w:pStyle w:val="Compact"/>
@@ -966,6 +1047,7 @@
           </w:p>
         </w:tc>
         <w:tc>
+          <w:tcPr/>
           <w:p>
             <w:pPr>
               <w:pStyle w:val="Compact"/>
@@ -977,6 +1059,7 @@
           </w:p>
         </w:tc>
         <w:tc>
+          <w:tcPr/>
           <w:p>
             <w:pPr>
               <w:pStyle w:val="Compact"/>
@@ -988,6 +1071,7 @@
           </w:p>
         </w:tc>
         <w:tc>
+          <w:tcPr/>
           <w:p>
             <w:pPr>
               <w:pStyle w:val="Compact"/>
@@ -1001,6 +1085,7 @@
       </w:tr>
       <w:tr>
         <w:tc>
+          <w:tcPr/>
           <w:p>
             <w:pPr>
               <w:pStyle w:val="Compact"/>
@@ -1012,6 +1097,7 @@
           </w:p>
         </w:tc>
         <w:tc>
+          <w:tcPr/>
           <w:p>
             <w:pPr>
               <w:pStyle w:val="Compact"/>
@@ -1023,6 +1109,7 @@
           </w:p>
         </w:tc>
         <w:tc>
+          <w:tcPr/>
           <w:p>
             <w:pPr>
               <w:pStyle w:val="Compact"/>
@@ -1034,6 +1121,7 @@
           </w:p>
         </w:tc>
         <w:tc>
+          <w:tcPr/>
           <w:p>
             <w:pPr>
               <w:pStyle w:val="Compact"/>
@@ -1045,6 +1133,7 @@
           </w:p>
         </w:tc>
         <w:tc>
+          <w:tcPr/>
           <w:p>
             <w:pPr>
               <w:pStyle w:val="Compact"/>
@@ -1059,14 +1148,14 @@
     </w:tbl>
     <w:p>
       <w:pPr>
-        <w:pStyle w:val="BodyText"/>
+        <w:pStyle w:val="FirstParagraph"/>
       </w:pPr>
       <w:r>
         <w:t xml:space="preserve">Training and test characteristics were closely balanced (maximum absolute standardized mean difference 0.036). Weak negative correlations linked the outcome to history length, encounter count, and time from depression diagnosis to the index prescription. These descriptive checks do not exclude effects of observation or care access (Multimedia Appendix 1, sections S7–S8).</w:t>
       </w:r>
     </w:p>
-    <w:bookmarkEnd w:id="20"/>
-    <w:bookmarkStart w:id="22" w:name="discrimination-and-calibration"/>
+    <w:bookmarkEnd w:id="9"/>
+    <w:bookmarkStart w:id="13" w:name="_4af3dff24012ff8b532b70fa2af7ea2376fc878"/>
     <w:p>
       <w:pPr>
         <w:pStyle w:val="Heading2"/>
@@ -1089,24 +1178,24 @@
       </w:pPr>
       <w:r>
         <w:rPr>
+          <w:b/>
           <w:bCs/>
-          <w:b/>
+          <w:i/>
           <w:iCs/>
-          <w:i/>
         </w:rPr>
         <w:t xml:space="preserve">Table 2.</w:t>
       </w:r>
       <w:r>
         <w:rPr>
+          <w:i/>
           <w:iCs/>
-          <w:i/>
         </w:rPr>
         <w:t xml:space="preserve"> </w:t>
       </w:r>
       <w:r>
         <w:rPr>
+          <w:i/>
           <w:iCs/>
-          <w:i/>
         </w:rPr>
         <w:t xml:space="preserve">Discrimination and Brier score in 8,516 test patients for all primary model combinations, with bootstrap 95% CIs. AUPRC: area under the precision–recall curve; ROC AUC: area under the receiver operating characteristic curve. The positive-rate reference for AUPRC is 0.175 (95% CI 0.167–0.183), the test patients’ outcome rate. EMBEDDED uses Qwen3-Embedding-8B; FEATURE uses 92 structured columns.</w:t>
       </w:r>
@@ -1114,7 +1203,8 @@
     <w:tbl>
       <w:tblPr>
         <w:tblStyle w:val="Table"/>
-        <w:tblW w:type="pct" w:w="5000.0"/>
+        <w:tblW w:type="pct" w:w="5000"/>
+        <w:tblLayout w:type="fixed"/>
         <w:tblLook w:firstRow="1" w:lastRow="0" w:firstColumn="0" w:lastColumn="0" w:noHBand="0" w:noVBand="0" w:val="0020"/>
       </w:tblPr>
       <w:tblGrid>
@@ -1125,76 +1215,79 @@
         <w:gridCol w:w="1834"/>
       </w:tblGrid>
       <w:tr>
-        <w:tc>
-          <w:p>
-            <w:pPr>
-              <w:pStyle w:val="Compact"/>
-              <w:jc w:val="left"/>
+        <w:trPr>
+          <w:tblHeader w:val="on"/>
+        </w:trPr>
+        <w:tc>
+          <w:tcPr/>
+          <w:p>
+            <w:pPr>
+              <w:pStyle w:val="Compact"/>
             </w:pPr>
             <w:r>
               <w:rPr>
+                <w:b/>
                 <w:bCs/>
-                <w:b/>
               </w:rPr>
               <w:t xml:space="preserve">Representation</w:t>
             </w:r>
           </w:p>
         </w:tc>
         <w:tc>
-          <w:p>
-            <w:pPr>
-              <w:pStyle w:val="Compact"/>
-              <w:jc w:val="left"/>
+          <w:tcPr/>
+          <w:p>
+            <w:pPr>
+              <w:pStyle w:val="Compact"/>
             </w:pPr>
             <w:r>
               <w:rPr>
+                <w:b/>
                 <w:bCs/>
-                <w:b/>
               </w:rPr>
               <w:t xml:space="preserve">Classifier</w:t>
             </w:r>
           </w:p>
         </w:tc>
         <w:tc>
-          <w:p>
-            <w:pPr>
-              <w:pStyle w:val="Compact"/>
-              <w:jc w:val="left"/>
+          <w:tcPr/>
+          <w:p>
+            <w:pPr>
+              <w:pStyle w:val="Compact"/>
             </w:pPr>
             <w:r>
               <w:rPr>
+                <w:b/>
                 <w:bCs/>
-                <w:b/>
               </w:rPr>
               <w:t xml:space="preserve">ROC AUC (95% CI)</w:t>
             </w:r>
           </w:p>
         </w:tc>
         <w:tc>
-          <w:p>
-            <w:pPr>
-              <w:pStyle w:val="Compact"/>
-              <w:jc w:val="left"/>
+          <w:tcPr/>
+          <w:p>
+            <w:pPr>
+              <w:pStyle w:val="Compact"/>
             </w:pPr>
             <w:r>
               <w:rPr>
+                <w:b/>
                 <w:bCs/>
-                <w:b/>
               </w:rPr>
               <w:t xml:space="preserve">AUPRC (95% CI)</w:t>
             </w:r>
           </w:p>
         </w:tc>
         <w:tc>
-          <w:p>
-            <w:pPr>
-              <w:pStyle w:val="Compact"/>
-              <w:jc w:val="left"/>
+          <w:tcPr/>
+          <w:p>
+            <w:pPr>
+              <w:pStyle w:val="Compact"/>
             </w:pPr>
             <w:r>
               <w:rPr>
+                <w:b/>
                 <w:bCs/>
-                <w:b/>
               </w:rPr>
               <w:t xml:space="preserve">Brier score (95% CI)</w:t>
             </w:r>
@@ -1203,10 +1296,10 @@
       </w:tr>
       <w:tr>
         <w:tc>
-          <w:p>
-            <w:pPr>
-              <w:pStyle w:val="Compact"/>
-              <w:jc w:val="left"/>
+          <w:tcPr/>
+          <w:p>
+            <w:pPr>
+              <w:pStyle w:val="Compact"/>
             </w:pPr>
             <w:r>
               <w:t xml:space="preserve">EMBEDDED</w:t>
@@ -1214,10 +1307,10 @@
           </w:p>
         </w:tc>
         <w:tc>
-          <w:p>
-            <w:pPr>
-              <w:pStyle w:val="Compact"/>
-              <w:jc w:val="left"/>
+          <w:tcPr/>
+          <w:p>
+            <w:pPr>
+              <w:pStyle w:val="Compact"/>
             </w:pPr>
             <w:r>
               <w:t xml:space="preserve">Logistic regression</w:t>
@@ -1225,10 +1318,10 @@
           </w:p>
         </w:tc>
         <w:tc>
-          <w:p>
-            <w:pPr>
-              <w:pStyle w:val="Compact"/>
-              <w:jc w:val="left"/>
+          <w:tcPr/>
+          <w:p>
+            <w:pPr>
+              <w:pStyle w:val="Compact"/>
             </w:pPr>
             <w:r>
               <w:t xml:space="preserve">0.657 (0.643–0.672)</w:t>
@@ -1236,10 +1329,10 @@
           </w:p>
         </w:tc>
         <w:tc>
-          <w:p>
-            <w:pPr>
-              <w:pStyle w:val="Compact"/>
-              <w:jc w:val="left"/>
+          <w:tcPr/>
+          <w:p>
+            <w:pPr>
+              <w:pStyle w:val="Compact"/>
             </w:pPr>
             <w:r>
               <w:t xml:space="preserve">0.302 (0.281–0.325)</w:t>
@@ -1247,10 +1340,10 @@
           </w:p>
         </w:tc>
         <w:tc>
-          <w:p>
-            <w:pPr>
-              <w:pStyle w:val="Compact"/>
-              <w:jc w:val="left"/>
+          <w:tcPr/>
+          <w:p>
+            <w:pPr>
+              <w:pStyle w:val="Compact"/>
             </w:pPr>
             <w:r>
               <w:t xml:space="preserve">0.137 (0.132–0.142)</w:t>
@@ -1260,10 +1353,10 @@
       </w:tr>
       <w:tr>
         <w:tc>
-          <w:p>
-            <w:pPr>
-              <w:pStyle w:val="Compact"/>
-              <w:jc w:val="left"/>
+          <w:tcPr/>
+          <w:p>
+            <w:pPr>
+              <w:pStyle w:val="Compact"/>
             </w:pPr>
             <w:r>
               <w:t xml:space="preserve">EMBEDDED</w:t>
@@ -1271,10 +1364,10 @@
           </w:p>
         </w:tc>
         <w:tc>
-          <w:p>
-            <w:pPr>
-              <w:pStyle w:val="Compact"/>
-              <w:jc w:val="left"/>
+          <w:tcPr/>
+          <w:p>
+            <w:pPr>
+              <w:pStyle w:val="Compact"/>
             </w:pPr>
             <w:r>
               <w:t xml:space="preserve">Random forest</w:t>
@@ -1282,10 +1375,10 @@
           </w:p>
         </w:tc>
         <w:tc>
-          <w:p>
-            <w:pPr>
-              <w:pStyle w:val="Compact"/>
-              <w:jc w:val="left"/>
+          <w:tcPr/>
+          <w:p>
+            <w:pPr>
+              <w:pStyle w:val="Compact"/>
             </w:pPr>
             <w:r>
               <w:t xml:space="preserve">0.623 (0.608–0.639)</w:t>
@@ -1293,10 +1386,10 @@
           </w:p>
         </w:tc>
         <w:tc>
-          <w:p>
-            <w:pPr>
-              <w:pStyle w:val="Compact"/>
-              <w:jc w:val="left"/>
+          <w:tcPr/>
+          <w:p>
+            <w:pPr>
+              <w:pStyle w:val="Compact"/>
             </w:pPr>
             <w:r>
               <w:t xml:space="preserve">0.270 (0.250–0.291)</w:t>
@@ -1304,10 +1397,10 @@
           </w:p>
         </w:tc>
         <w:tc>
-          <w:p>
-            <w:pPr>
-              <w:pStyle w:val="Compact"/>
-              <w:jc w:val="left"/>
+          <w:tcPr/>
+          <w:p>
+            <w:pPr>
+              <w:pStyle w:val="Compact"/>
             </w:pPr>
             <w:r>
               <w:t xml:space="preserve">0.140 (0.134–0.145)</w:t>
@@ -1317,10 +1410,10 @@
       </w:tr>
       <w:tr>
         <w:tc>
-          <w:p>
-            <w:pPr>
-              <w:pStyle w:val="Compact"/>
-              <w:jc w:val="left"/>
+          <w:tcPr/>
+          <w:p>
+            <w:pPr>
+              <w:pStyle w:val="Compact"/>
             </w:pPr>
             <w:r>
               <w:t xml:space="preserve">EMBEDDED</w:t>
@@ -1328,10 +1421,10 @@
           </w:p>
         </w:tc>
         <w:tc>
-          <w:p>
-            <w:pPr>
-              <w:pStyle w:val="Compact"/>
-              <w:jc w:val="left"/>
+          <w:tcPr/>
+          <w:p>
+            <w:pPr>
+              <w:pStyle w:val="Compact"/>
             </w:pPr>
             <w:r>
               <w:t xml:space="preserve">Gradient boosting</w:t>
@@ -1339,10 +1432,10 @@
           </w:p>
         </w:tc>
         <w:tc>
-          <w:p>
-            <w:pPr>
-              <w:pStyle w:val="Compact"/>
-              <w:jc w:val="left"/>
+          <w:tcPr/>
+          <w:p>
+            <w:pPr>
+              <w:pStyle w:val="Compact"/>
             </w:pPr>
             <w:r>
               <w:t xml:space="preserve">0.632 (0.618–0.647)</w:t>
@@ -1350,10 +1443,10 @@
           </w:p>
         </w:tc>
         <w:tc>
-          <w:p>
-            <w:pPr>
-              <w:pStyle w:val="Compact"/>
-              <w:jc w:val="left"/>
+          <w:tcPr/>
+          <w:p>
+            <w:pPr>
+              <w:pStyle w:val="Compact"/>
             </w:pPr>
             <w:r>
               <w:t xml:space="preserve">0.276 (0.256–0.298)</w:t>
@@ -1361,10 +1454,10 @@
           </w:p>
         </w:tc>
         <w:tc>
-          <w:p>
-            <w:pPr>
-              <w:pStyle w:val="Compact"/>
-              <w:jc w:val="left"/>
+          <w:tcPr/>
+          <w:p>
+            <w:pPr>
+              <w:pStyle w:val="Compact"/>
             </w:pPr>
             <w:r>
               <w:t xml:space="preserve">0.139 (0.134–0.144)</w:t>
@@ -1374,10 +1467,10 @@
       </w:tr>
       <w:tr>
         <w:tc>
-          <w:p>
-            <w:pPr>
-              <w:pStyle w:val="Compact"/>
-              <w:jc w:val="left"/>
+          <w:tcPr/>
+          <w:p>
+            <w:pPr>
+              <w:pStyle w:val="Compact"/>
             </w:pPr>
             <w:r>
               <w:t xml:space="preserve">EMBEDDED</w:t>
@@ -1385,10 +1478,10 @@
           </w:p>
         </w:tc>
         <w:tc>
-          <w:p>
-            <w:pPr>
-              <w:pStyle w:val="Compact"/>
-              <w:jc w:val="left"/>
+          <w:tcPr/>
+          <w:p>
+            <w:pPr>
+              <w:pStyle w:val="Compact"/>
             </w:pPr>
             <w:r>
               <w:t xml:space="preserve">XGBoost</w:t>
@@ -1396,10 +1489,10 @@
           </w:p>
         </w:tc>
         <w:tc>
-          <w:p>
-            <w:pPr>
-              <w:pStyle w:val="Compact"/>
-              <w:jc w:val="left"/>
+          <w:tcPr/>
+          <w:p>
+            <w:pPr>
+              <w:pStyle w:val="Compact"/>
             </w:pPr>
             <w:r>
               <w:t xml:space="preserve">0.636 (0.621–0.651)</w:t>
@@ -1407,10 +1500,10 @@
           </w:p>
         </w:tc>
         <w:tc>
-          <w:p>
-            <w:pPr>
-              <w:pStyle w:val="Compact"/>
-              <w:jc w:val="left"/>
+          <w:tcPr/>
+          <w:p>
+            <w:pPr>
+              <w:pStyle w:val="Compact"/>
             </w:pPr>
             <w:r>
               <w:t xml:space="preserve">0.278 (0.257–0.300)</w:t>
@@ -1418,10 +1511,10 @@
           </w:p>
         </w:tc>
         <w:tc>
-          <w:p>
-            <w:pPr>
-              <w:pStyle w:val="Compact"/>
-              <w:jc w:val="left"/>
+          <w:tcPr/>
+          <w:p>
+            <w:pPr>
+              <w:pStyle w:val="Compact"/>
             </w:pPr>
             <w:r>
               <w:t xml:space="preserve">0.139 (0.134–0.144)</w:t>
@@ -1431,10 +1524,10 @@
       </w:tr>
       <w:tr>
         <w:tc>
-          <w:p>
-            <w:pPr>
-              <w:pStyle w:val="Compact"/>
-              <w:jc w:val="left"/>
+          <w:tcPr/>
+          <w:p>
+            <w:pPr>
+              <w:pStyle w:val="Compact"/>
             </w:pPr>
             <w:r>
               <w:t xml:space="preserve">FEATURE</w:t>
@@ -1442,10 +1535,10 @@
           </w:p>
         </w:tc>
         <w:tc>
-          <w:p>
-            <w:pPr>
-              <w:pStyle w:val="Compact"/>
-              <w:jc w:val="left"/>
+          <w:tcPr/>
+          <w:p>
+            <w:pPr>
+              <w:pStyle w:val="Compact"/>
             </w:pPr>
             <w:r>
               <w:t xml:space="preserve">Logistic regression</w:t>
@@ -1453,10 +1546,10 @@
           </w:p>
         </w:tc>
         <w:tc>
-          <w:p>
-            <w:pPr>
-              <w:pStyle w:val="Compact"/>
-              <w:jc w:val="left"/>
+          <w:tcPr/>
+          <w:p>
+            <w:pPr>
+              <w:pStyle w:val="Compact"/>
             </w:pPr>
             <w:r>
               <w:t xml:space="preserve">0.629 (0.613–0.644)</w:t>
@@ -1464,10 +1557,10 @@
           </w:p>
         </w:tc>
         <w:tc>
-          <w:p>
-            <w:pPr>
-              <w:pStyle w:val="Compact"/>
-              <w:jc w:val="left"/>
+          <w:tcPr/>
+          <w:p>
+            <w:pPr>
+              <w:pStyle w:val="Compact"/>
             </w:pPr>
             <w:r>
               <w:t xml:space="preserve">0.278 (0.256–0.300)</w:t>
@@ -1475,10 +1568,10 @@
           </w:p>
         </w:tc>
         <w:tc>
-          <w:p>
-            <w:pPr>
-              <w:pStyle w:val="Compact"/>
-              <w:jc w:val="left"/>
+          <w:tcPr/>
+          <w:p>
+            <w:pPr>
+              <w:pStyle w:val="Compact"/>
             </w:pPr>
             <w:r>
               <w:t xml:space="preserve">0.139 (0.134–0.144)</w:t>
@@ -1488,10 +1581,10 @@
       </w:tr>
       <w:tr>
         <w:tc>
-          <w:p>
-            <w:pPr>
-              <w:pStyle w:val="Compact"/>
-              <w:jc w:val="left"/>
+          <w:tcPr/>
+          <w:p>
+            <w:pPr>
+              <w:pStyle w:val="Compact"/>
             </w:pPr>
             <w:r>
               <w:t xml:space="preserve">FEATURE</w:t>
@@ -1499,10 +1592,10 @@
           </w:p>
         </w:tc>
         <w:tc>
-          <w:p>
-            <w:pPr>
-              <w:pStyle w:val="Compact"/>
-              <w:jc w:val="left"/>
+          <w:tcPr/>
+          <w:p>
+            <w:pPr>
+              <w:pStyle w:val="Compact"/>
             </w:pPr>
             <w:r>
               <w:t xml:space="preserve">Random forest</w:t>
@@ -1510,10 +1603,10 @@
           </w:p>
         </w:tc>
         <w:tc>
-          <w:p>
-            <w:pPr>
-              <w:pStyle w:val="Compact"/>
-              <w:jc w:val="left"/>
+          <w:tcPr/>
+          <w:p>
+            <w:pPr>
+              <w:pStyle w:val="Compact"/>
             </w:pPr>
             <w:r>
               <w:t xml:space="preserve">0.644 (0.630–0.659)</w:t>
@@ -1521,10 +1614,10 @@
           </w:p>
         </w:tc>
         <w:tc>
-          <w:p>
-            <w:pPr>
-              <w:pStyle w:val="Compact"/>
-              <w:jc w:val="left"/>
+          <w:tcPr/>
+          <w:p>
+            <w:pPr>
+              <w:pStyle w:val="Compact"/>
             </w:pPr>
             <w:r>
               <w:t xml:space="preserve">0.293 (0.271–0.315)</w:t>
@@ -1532,10 +1625,10 @@
           </w:p>
         </w:tc>
         <w:tc>
-          <w:p>
-            <w:pPr>
-              <w:pStyle w:val="Compact"/>
-              <w:jc w:val="left"/>
+          <w:tcPr/>
+          <w:p>
+            <w:pPr>
+              <w:pStyle w:val="Compact"/>
             </w:pPr>
             <w:r>
               <w:t xml:space="preserve">0.139 (0.134–0.144)</w:t>
@@ -1545,10 +1638,10 @@
       </w:tr>
       <w:tr>
         <w:tc>
-          <w:p>
-            <w:pPr>
-              <w:pStyle w:val="Compact"/>
-              <w:jc w:val="left"/>
+          <w:tcPr/>
+          <w:p>
+            <w:pPr>
+              <w:pStyle w:val="Compact"/>
             </w:pPr>
             <w:r>
               <w:t xml:space="preserve">FEATURE</w:t>
@@ -1556,10 +1649,10 @@
           </w:p>
         </w:tc>
         <w:tc>
-          <w:p>
-            <w:pPr>
-              <w:pStyle w:val="Compact"/>
-              <w:jc w:val="left"/>
+          <w:tcPr/>
+          <w:p>
+            <w:pPr>
+              <w:pStyle w:val="Compact"/>
             </w:pPr>
             <w:r>
               <w:t xml:space="preserve">Gradient boosting</w:t>
@@ -1567,10 +1660,10 @@
           </w:p>
         </w:tc>
         <w:tc>
-          <w:p>
-            <w:pPr>
-              <w:pStyle w:val="Compact"/>
-              <w:jc w:val="left"/>
+          <w:tcPr/>
+          <w:p>
+            <w:pPr>
+              <w:pStyle w:val="Compact"/>
             </w:pPr>
             <w:r>
               <w:t xml:space="preserve">0.645 (0.629–0.660)</w:t>
@@ -1578,10 +1671,10 @@
           </w:p>
         </w:tc>
         <w:tc>
-          <w:p>
-            <w:pPr>
-              <w:pStyle w:val="Compact"/>
-              <w:jc w:val="left"/>
+          <w:tcPr/>
+          <w:p>
+            <w:pPr>
+              <w:pStyle w:val="Compact"/>
             </w:pPr>
             <w:r>
               <w:t xml:space="preserve">0.288 (0.267–0.309)</w:t>
@@ -1589,10 +1682,10 @@
           </w:p>
         </w:tc>
         <w:tc>
-          <w:p>
-            <w:pPr>
-              <w:pStyle w:val="Compact"/>
-              <w:jc w:val="left"/>
+          <w:tcPr/>
+          <w:p>
+            <w:pPr>
+              <w:pStyle w:val="Compact"/>
             </w:pPr>
             <w:r>
               <w:t xml:space="preserve">0.138 (0.133–0.143)</w:t>
@@ -1602,10 +1695,10 @@
       </w:tr>
       <w:tr>
         <w:tc>
-          <w:p>
-            <w:pPr>
-              <w:pStyle w:val="Compact"/>
-              <w:jc w:val="left"/>
+          <w:tcPr/>
+          <w:p>
+            <w:pPr>
+              <w:pStyle w:val="Compact"/>
             </w:pPr>
             <w:r>
               <w:t xml:space="preserve">FEATURE</w:t>
@@ -1613,10 +1706,10 @@
           </w:p>
         </w:tc>
         <w:tc>
-          <w:p>
-            <w:pPr>
-              <w:pStyle w:val="Compact"/>
-              <w:jc w:val="left"/>
+          <w:tcPr/>
+          <w:p>
+            <w:pPr>
+              <w:pStyle w:val="Compact"/>
             </w:pPr>
             <w:r>
               <w:t xml:space="preserve">XGBoost</w:t>
@@ -1624,10 +1717,10 @@
           </w:p>
         </w:tc>
         <w:tc>
-          <w:p>
-            <w:pPr>
-              <w:pStyle w:val="Compact"/>
-              <w:jc w:val="left"/>
+          <w:tcPr/>
+          <w:p>
+            <w:pPr>
+              <w:pStyle w:val="Compact"/>
             </w:pPr>
             <w:r>
               <w:t xml:space="preserve">0.649 (0.634–0.664)</w:t>
@@ -1635,10 +1728,10 @@
           </w:p>
         </w:tc>
         <w:tc>
-          <w:p>
-            <w:pPr>
-              <w:pStyle w:val="Compact"/>
-              <w:jc w:val="left"/>
+          <w:tcPr/>
+          <w:p>
+            <w:pPr>
+              <w:pStyle w:val="Compact"/>
             </w:pPr>
             <w:r>
               <w:t xml:space="preserve">0.298 (0.276–0.322)</w:t>
@@ -1646,10 +1739,10 @@
           </w:p>
         </w:tc>
         <w:tc>
-          <w:p>
-            <w:pPr>
-              <w:pStyle w:val="Compact"/>
-              <w:jc w:val="left"/>
+          <w:tcPr/>
+          <w:p>
+            <w:pPr>
+              <w:pStyle w:val="Compact"/>
             </w:pPr>
             <w:r>
               <w:t xml:space="preserve">0.138 (0.132–0.143)</w:t>
@@ -1660,7 +1753,7 @@
     </w:tbl>
     <w:p>
       <w:pPr>
-        <w:pStyle w:val="BodyText"/>
+        <w:pStyle w:val="FirstParagraph"/>
       </w:pPr>
       <w:r>
         <w:t xml:space="preserve">The direction of the representation difference depended on the classifier. Embeddings improved logistic regression by 0.028 ROC AUC (95% CI 0.017–0.039), but reduced performance for random forest by 0.022 (95% CI 0.011–0.033), gradient boosting by 0.013 (95% CI 0.001–0.026), and XGBoost by 0.013 (95% CI 0.002–0.025).</w:t>
@@ -1675,18 +1768,18 @@
           <wp:inline>
             <wp:extent cx="5486400" cy="3429000"/>
             <wp:effectExtent b="0" l="0" r="0" t="0"/>
-            <wp:docPr descr="" title="" id="1" name="Picture"/>
+            <wp:docPr descr="" title="" id="11" name="Picture"/>
             <a:graphic>
               <a:graphicData uri="http://schemas.openxmlformats.org/drawingml/2006/picture">
                 <pic:pic>
                   <pic:nvPicPr>
-                    <pic:cNvPr descr="../results/Qwen-Qwen3-Embedding-8B/google_medgemma-27b-text-it/discrimination_forest_EMBEDDED_vs_FEATURE.png" id="0" name="Picture"/>
+                    <pic:cNvPr descr="/Users/mikeyferguson/Developer/Atlas/.claude/worktrees/wf_ac3faf7c-0a3-1/research/TRD-EHR/exports/results/Qwen-Qwen3-Embedding-8B/google_medgemma-27b-text-it/discrimination_forest_EMBEDDED_vs_FEATURE.png" id="12" name="Picture"/>
                     <pic:cNvPicPr>
                       <a:picLocks noChangeArrowheads="1" noChangeAspect="1"/>
                     </pic:cNvPicPr>
                   </pic:nvPicPr>
                   <pic:blipFill>
-                    <a:blip r:embed="rId21"/>
+                    <a:blip r:embed="rId10"/>
                     <a:stretch>
                       <a:fillRect/>
                     </a:stretch>
@@ -1719,24 +1812,24 @@
       </w:pPr>
       <w:r>
         <w:rPr>
+          <w:b/>
           <w:bCs/>
-          <w:b/>
+          <w:i/>
           <w:iCs/>
-          <w:i/>
         </w:rPr>
         <w:t xml:space="preserve">Figure 2.</w:t>
       </w:r>
       <w:r>
         <w:rPr>
+          <w:i/>
           <w:iCs/>
-          <w:i/>
         </w:rPr>
         <w:t xml:space="preserve"> </w:t>
       </w:r>
       <w:r>
         <w:rPr>
+          <w:i/>
           <w:iCs/>
-          <w:i/>
         </w:rPr>
         <w:t xml:space="preserve">Discrimination by representation and classifier. A: ROC AUC with bootstrap 95% CIs for all primary models. B: paired differences, EMBEDDED minus FEATURE, with 95% CIs. Diamonds hold the classifier fixed; the star compares embedded logistic regression with feature-vector XGBoost, selected post hoc. An interval crossing zero does not demonstrate superiority or establish equivalence.</w:t>
       </w:r>
@@ -1746,11 +1839,11 @@
         <w:pStyle w:val="BodyText"/>
       </w:pPr>
       <w:r>
-        <w:t xml:space="preserve">AUPRC was 0.302 (95% CI 0.281–0.325) for embedded logistic regression and 0.298 (95% CI 0.276–0.322) for feature-vector XGBoost, compared with the cohort’s positive-rate reference of 0.175. Brier scores were 0.137 (95% CI 0.132–0.142) and 0.138 (95% CI 0.132–0.143), respectively. Calibration varied by model and method of assessment; the individual-level logistic calibration slope for embedded logistic regression was 0.97 (95% CI 0.88–1.06). Full calibration summaries, precision–recall curves, and descriptive operating points appear in Multimedia Appendix 1, sections S2–S3, S9, and S12.</w:t>
+        <w:t xml:space="preserve">AUPRC was 0.302 (95% CI 0.281–0.325) for embedded logistic regression and 0.298 (95% CI 0.276–0.322) for feature-vector XGBoost, compared with the test patients’ positive-rate reference of 0.175 (95% CI 0.167–0.183). Brier scores were 0.137 (95% CI 0.132–0.142) and 0.138 (95% CI 0.132–0.143), respectively. Calibration varied by model and method of assessment; the individual-level logistic calibration slope for embedded logistic regression was 0.97 (95% CI 0.88–1.06). Full calibration summaries, precision–recall curves, and descriptive operating points appear in Multimedia Appendix 1, sections S2–S3, S9, and S12.</w:t>
       </w:r>
     </w:p>
-    <w:bookmarkEnd w:id="22"/>
-    <w:bookmarkStart w:id="24" w:name="X63f7a4acd42581b8799fc792085d5dd77d614be"/>
+    <w:bookmarkEnd w:id="13"/>
+    <w:bookmarkStart w:id="17" w:name="_63f7a4acd42581b8799fc792085d5dd77d614be"/>
     <w:p>
       <w:pPr>
         <w:pStyle w:val="Heading2"/>
@@ -1773,24 +1866,24 @@
       </w:pPr>
       <w:r>
         <w:rPr>
+          <w:b/>
           <w:bCs/>
-          <w:b/>
+          <w:i/>
           <w:iCs/>
-          <w:i/>
         </w:rPr>
         <w:t xml:space="preserve">Table 3.</w:t>
       </w:r>
       <w:r>
         <w:rPr>
+          <w:i/>
           <w:iCs/>
-          <w:i/>
         </w:rPr>
         <w:t xml:space="preserve"> </w:t>
       </w:r>
       <w:r>
         <w:rPr>
+          <w:i/>
           <w:iCs/>
-          <w:i/>
         </w:rPr>
         <w:t xml:space="preserve">Change in ROC AUC after permuting each narrative concept and applying the frozen primary models, with paired bootstrap 95% CIs. Negative values indicate reduced discrimination. LR: logistic regression; RF: random forest; GB: gradient boosting; XGB: XGBoost; SDOH: social determinants of health.</w:t>
       </w:r>
@@ -1798,7 +1891,8 @@
     <w:tbl>
       <w:tblPr>
         <w:tblStyle w:val="Table"/>
-        <w:tblW w:type="pct" w:w="5000.0"/>
+        <w:tblW w:type="pct" w:w="5000"/>
+        <w:tblLayout w:type="fixed"/>
         <w:tblLook w:firstRow="1" w:lastRow="0" w:firstColumn="0" w:lastColumn="0" w:noHBand="0" w:noVBand="0" w:val="0020"/>
       </w:tblPr>
       <w:tblGrid>
@@ -1809,76 +1903,79 @@
         <w:gridCol w:w="1584"/>
       </w:tblGrid>
       <w:tr>
-        <w:tc>
-          <w:p>
-            <w:pPr>
-              <w:pStyle w:val="Compact"/>
-              <w:jc w:val="left"/>
+        <w:trPr>
+          <w:tblHeader w:val="on"/>
+        </w:trPr>
+        <w:tc>
+          <w:tcPr/>
+          <w:p>
+            <w:pPr>
+              <w:pStyle w:val="Compact"/>
             </w:pPr>
             <w:r>
               <w:rPr>
+                <w:b/>
                 <w:bCs/>
-                <w:b/>
               </w:rPr>
               <w:t xml:space="preserve">Permuted concept</w:t>
             </w:r>
           </w:p>
         </w:tc>
         <w:tc>
-          <w:p>
-            <w:pPr>
-              <w:pStyle w:val="Compact"/>
-              <w:jc w:val="left"/>
+          <w:tcPr/>
+          <w:p>
+            <w:pPr>
+              <w:pStyle w:val="Compact"/>
             </w:pPr>
             <w:r>
               <w:rPr>
+                <w:b/>
                 <w:bCs/>
-                <w:b/>
               </w:rPr>
               <w:t xml:space="preserve">LR</w:t>
             </w:r>
           </w:p>
         </w:tc>
         <w:tc>
-          <w:p>
-            <w:pPr>
-              <w:pStyle w:val="Compact"/>
-              <w:jc w:val="left"/>
+          <w:tcPr/>
+          <w:p>
+            <w:pPr>
+              <w:pStyle w:val="Compact"/>
             </w:pPr>
             <w:r>
               <w:rPr>
+                <w:b/>
                 <w:bCs/>
-                <w:b/>
               </w:rPr>
               <w:t xml:space="preserve">RF</w:t>
             </w:r>
           </w:p>
         </w:tc>
         <w:tc>
-          <w:p>
-            <w:pPr>
-              <w:pStyle w:val="Compact"/>
-              <w:jc w:val="left"/>
+          <w:tcPr/>
+          <w:p>
+            <w:pPr>
+              <w:pStyle w:val="Compact"/>
             </w:pPr>
             <w:r>
               <w:rPr>
+                <w:b/>
                 <w:bCs/>
-                <w:b/>
               </w:rPr>
               <w:t xml:space="preserve">GB</w:t>
             </w:r>
           </w:p>
         </w:tc>
         <w:tc>
-          <w:p>
-            <w:pPr>
-              <w:pStyle w:val="Compact"/>
-              <w:jc w:val="left"/>
+          <w:tcPr/>
+          <w:p>
+            <w:pPr>
+              <w:pStyle w:val="Compact"/>
             </w:pPr>
             <w:r>
               <w:rPr>
+                <w:b/>
                 <w:bCs/>
-                <w:b/>
               </w:rPr>
               <w:t xml:space="preserve">XGB</w:t>
             </w:r>
@@ -1887,10 +1984,10 @@
       </w:tr>
       <w:tr>
         <w:tc>
-          <w:p>
-            <w:pPr>
-              <w:pStyle w:val="Compact"/>
-              <w:jc w:val="left"/>
+          <w:tcPr/>
+          <w:p>
+            <w:pPr>
+              <w:pStyle w:val="Compact"/>
             </w:pPr>
             <w:r>
               <w:t xml:space="preserve">Psychiatric history</w:t>
@@ -1898,10 +1995,10 @@
           </w:p>
         </w:tc>
         <w:tc>
-          <w:p>
-            <w:pPr>
-              <w:pStyle w:val="Compact"/>
-              <w:jc w:val="left"/>
+          <w:tcPr/>
+          <w:p>
+            <w:pPr>
+              <w:pStyle w:val="Compact"/>
             </w:pPr>
             <w:r>
               <w:t xml:space="preserve">−0.028 (−0.039 to −0.017)</w:t>
@@ -1909,10 +2006,10 @@
           </w:p>
         </w:tc>
         <w:tc>
-          <w:p>
-            <w:pPr>
-              <w:pStyle w:val="Compact"/>
-              <w:jc w:val="left"/>
+          <w:tcPr/>
+          <w:p>
+            <w:pPr>
+              <w:pStyle w:val="Compact"/>
             </w:pPr>
             <w:r>
               <w:t xml:space="preserve">−0.027 (−0.039 to −0.013)</w:t>
@@ -1920,10 +2017,10 @@
           </w:p>
         </w:tc>
         <w:tc>
-          <w:p>
-            <w:pPr>
-              <w:pStyle w:val="Compact"/>
-              <w:jc w:val="left"/>
+          <w:tcPr/>
+          <w:p>
+            <w:pPr>
+              <w:pStyle w:val="Compact"/>
             </w:pPr>
             <w:r>
               <w:t xml:space="preserve">−0.024 (−0.036 to −0.010)</w:t>
@@ -1931,10 +2028,10 @@
           </w:p>
         </w:tc>
         <w:tc>
-          <w:p>
-            <w:pPr>
-              <w:pStyle w:val="Compact"/>
-              <w:jc w:val="left"/>
+          <w:tcPr/>
+          <w:p>
+            <w:pPr>
+              <w:pStyle w:val="Compact"/>
             </w:pPr>
             <w:r>
               <w:t xml:space="preserve">−0.027 (−0.039 to −0.014)</w:t>
@@ -1944,10 +2041,10 @@
       </w:tr>
       <w:tr>
         <w:tc>
-          <w:p>
-            <w:pPr>
-              <w:pStyle w:val="Compact"/>
-              <w:jc w:val="left"/>
+          <w:tcPr/>
+          <w:p>
+            <w:pPr>
+              <w:pStyle w:val="Compact"/>
             </w:pPr>
             <w:r>
               <w:t xml:space="preserve">Medication burden</w:t>
@@ -1955,10 +2052,10 @@
           </w:p>
         </w:tc>
         <w:tc>
-          <w:p>
-            <w:pPr>
-              <w:pStyle w:val="Compact"/>
-              <w:jc w:val="left"/>
+          <w:tcPr/>
+          <w:p>
+            <w:pPr>
+              <w:pStyle w:val="Compact"/>
             </w:pPr>
             <w:r>
               <w:t xml:space="preserve">−0.027 (−0.037 to −0.018)</w:t>
@@ -1966,10 +2063,10 @@
           </w:p>
         </w:tc>
         <w:tc>
-          <w:p>
-            <w:pPr>
-              <w:pStyle w:val="Compact"/>
-              <w:jc w:val="left"/>
+          <w:tcPr/>
+          <w:p>
+            <w:pPr>
+              <w:pStyle w:val="Compact"/>
             </w:pPr>
             <w:r>
               <w:t xml:space="preserve">−0.003 (−0.011 to +0.004)</w:t>
@@ -1977,10 +2074,10 @@
           </w:p>
         </w:tc>
         <w:tc>
-          <w:p>
-            <w:pPr>
-              <w:pStyle w:val="Compact"/>
-              <w:jc w:val="left"/>
+          <w:tcPr/>
+          <w:p>
+            <w:pPr>
+              <w:pStyle w:val="Compact"/>
             </w:pPr>
             <w:r>
               <w:t xml:space="preserve">−0.014 (−0.023 to −0.006)</w:t>
@@ -1988,10 +2085,10 @@
           </w:p>
         </w:tc>
         <w:tc>
-          <w:p>
-            <w:pPr>
-              <w:pStyle w:val="Compact"/>
-              <w:jc w:val="left"/>
+          <w:tcPr/>
+          <w:p>
+            <w:pPr>
+              <w:pStyle w:val="Compact"/>
             </w:pPr>
             <w:r>
               <w:t xml:space="preserve">−0.017 (−0.026 to −0.008)</w:t>
@@ -2001,10 +2098,10 @@
       </w:tr>
       <w:tr>
         <w:tc>
-          <w:p>
-            <w:pPr>
-              <w:pStyle w:val="Compact"/>
-              <w:jc w:val="left"/>
+          <w:tcPr/>
+          <w:p>
+            <w:pPr>
+              <w:pStyle w:val="Compact"/>
             </w:pPr>
             <w:r>
               <w:t xml:space="preserve">Treatment exposure</w:t>
@@ -2012,10 +2109,10 @@
           </w:p>
         </w:tc>
         <w:tc>
-          <w:p>
-            <w:pPr>
-              <w:pStyle w:val="Compact"/>
-              <w:jc w:val="left"/>
+          <w:tcPr/>
+          <w:p>
+            <w:pPr>
+              <w:pStyle w:val="Compact"/>
             </w:pPr>
             <w:r>
               <w:t xml:space="preserve">−0.019 (−0.027 to −0.011)</w:t>
@@ -2023,10 +2120,10 @@
           </w:p>
         </w:tc>
         <w:tc>
-          <w:p>
-            <w:pPr>
-              <w:pStyle w:val="Compact"/>
-              <w:jc w:val="left"/>
+          <w:tcPr/>
+          <w:p>
+            <w:pPr>
+              <w:pStyle w:val="Compact"/>
             </w:pPr>
             <w:r>
               <w:t xml:space="preserve">+0.000 (−0.008 to +0.009)</w:t>
@@ -2034,10 +2131,10 @@
           </w:p>
         </w:tc>
         <w:tc>
-          <w:p>
-            <w:pPr>
-              <w:pStyle w:val="Compact"/>
-              <w:jc w:val="left"/>
+          <w:tcPr/>
+          <w:p>
+            <w:pPr>
+              <w:pStyle w:val="Compact"/>
             </w:pPr>
             <w:r>
               <w:t xml:space="preserve">−0.006 (−0.014 to +0.003)</w:t>
@@ -2045,10 +2142,10 @@
           </w:p>
         </w:tc>
         <w:tc>
-          <w:p>
-            <w:pPr>
-              <w:pStyle w:val="Compact"/>
-              <w:jc w:val="left"/>
+          <w:tcPr/>
+          <w:p>
+            <w:pPr>
+              <w:pStyle w:val="Compact"/>
             </w:pPr>
             <w:r>
               <w:t xml:space="preserve">−0.011 (−0.020 to −0.003)</w:t>
@@ -2058,10 +2155,10 @@
       </w:tr>
       <w:tr>
         <w:tc>
-          <w:p>
-            <w:pPr>
-              <w:pStyle w:val="Compact"/>
-              <w:jc w:val="left"/>
+          <w:tcPr/>
+          <w:p>
+            <w:pPr>
+              <w:pStyle w:val="Compact"/>
             </w:pPr>
             <w:r>
               <w:t xml:space="preserve">Treatment contraindications</w:t>
@@ -2069,10 +2166,10 @@
           </w:p>
         </w:tc>
         <w:tc>
-          <w:p>
-            <w:pPr>
-              <w:pStyle w:val="Compact"/>
-              <w:jc w:val="left"/>
+          <w:tcPr/>
+          <w:p>
+            <w:pPr>
+              <w:pStyle w:val="Compact"/>
             </w:pPr>
             <w:r>
               <w:t xml:space="preserve">−0.002 (−0.004 to +0.001)</w:t>
@@ -2080,10 +2177,10 @@
           </w:p>
         </w:tc>
         <w:tc>
-          <w:p>
-            <w:pPr>
-              <w:pStyle w:val="Compact"/>
-              <w:jc w:val="left"/>
+          <w:tcPr/>
+          <w:p>
+            <w:pPr>
+              <w:pStyle w:val="Compact"/>
             </w:pPr>
             <w:r>
               <w:t xml:space="preserve">+0.001 (−0.002 to +0.004)</w:t>
@@ -2091,10 +2188,10 @@
           </w:p>
         </w:tc>
         <w:tc>
-          <w:p>
-            <w:pPr>
-              <w:pStyle w:val="Compact"/>
-              <w:jc w:val="left"/>
+          <w:tcPr/>
+          <w:p>
+            <w:pPr>
+              <w:pStyle w:val="Compact"/>
             </w:pPr>
             <w:r>
               <w:t xml:space="preserve">−0.001 (−0.005 to +0.003)</w:t>
@@ -2102,10 +2199,10 @@
           </w:p>
         </w:tc>
         <w:tc>
-          <w:p>
-            <w:pPr>
-              <w:pStyle w:val="Compact"/>
-              <w:jc w:val="left"/>
+          <w:tcPr/>
+          <w:p>
+            <w:pPr>
+              <w:pStyle w:val="Compact"/>
             </w:pPr>
             <w:r>
               <w:t xml:space="preserve">−0.005 (−0.008 to −0.001)</w:t>
@@ -2115,10 +2212,10 @@
       </w:tr>
       <w:tr>
         <w:tc>
-          <w:p>
-            <w:pPr>
-              <w:pStyle w:val="Compact"/>
-              <w:jc w:val="left"/>
+          <w:tcPr/>
+          <w:p>
+            <w:pPr>
+              <w:pStyle w:val="Compact"/>
             </w:pPr>
             <w:r>
               <w:t xml:space="preserve">Social determinants (SDOH)</w:t>
@@ -2126,10 +2223,10 @@
           </w:p>
         </w:tc>
         <w:tc>
-          <w:p>
-            <w:pPr>
-              <w:pStyle w:val="Compact"/>
-              <w:jc w:val="left"/>
+          <w:tcPr/>
+          <w:p>
+            <w:pPr>
+              <w:pStyle w:val="Compact"/>
             </w:pPr>
             <w:r>
               <w:t xml:space="preserve">−0.000 (−0.001 to +0.000)</w:t>
@@ -2137,10 +2234,10 @@
           </w:p>
         </w:tc>
         <w:tc>
-          <w:p>
-            <w:pPr>
-              <w:pStyle w:val="Compact"/>
-              <w:jc w:val="left"/>
+          <w:tcPr/>
+          <w:p>
+            <w:pPr>
+              <w:pStyle w:val="Compact"/>
             </w:pPr>
             <w:r>
               <w:t xml:space="preserve">+0.000 (−0.001 to +0.001)</w:t>
@@ -2148,10 +2245,10 @@
           </w:p>
         </w:tc>
         <w:tc>
-          <w:p>
-            <w:pPr>
-              <w:pStyle w:val="Compact"/>
-              <w:jc w:val="left"/>
+          <w:tcPr/>
+          <w:p>
+            <w:pPr>
+              <w:pStyle w:val="Compact"/>
             </w:pPr>
             <w:r>
               <w:t xml:space="preserve">+0.000 (−0.001 to +0.001)</w:t>
@@ -2159,10 +2256,10 @@
           </w:p>
         </w:tc>
         <w:tc>
-          <w:p>
-            <w:pPr>
-              <w:pStyle w:val="Compact"/>
-              <w:jc w:val="left"/>
+          <w:tcPr/>
+          <w:p>
+            <w:pPr>
+              <w:pStyle w:val="Compact"/>
             </w:pPr>
             <w:r>
               <w:t xml:space="preserve">+0.001 (−0.001 to +0.002)</w:t>
@@ -2172,10 +2269,10 @@
       </w:tr>
       <w:tr>
         <w:tc>
-          <w:p>
-            <w:pPr>
-              <w:pStyle w:val="Compact"/>
-              <w:jc w:val="left"/>
+          <w:tcPr/>
+          <w:p>
+            <w:pPr>
+              <w:pStyle w:val="Compact"/>
             </w:pPr>
             <w:r>
               <w:t xml:space="preserve">Race/ethnicity</w:t>
@@ -2183,10 +2280,10 @@
           </w:p>
         </w:tc>
         <w:tc>
-          <w:p>
-            <w:pPr>
-              <w:pStyle w:val="Compact"/>
-              <w:jc w:val="left"/>
+          <w:tcPr/>
+          <w:p>
+            <w:pPr>
+              <w:pStyle w:val="Compact"/>
             </w:pPr>
             <w:r>
               <w:t xml:space="preserve">−0.000 (−0.002 to +0.002)</w:t>
@@ -2194,10 +2291,10 @@
           </w:p>
         </w:tc>
         <w:tc>
-          <w:p>
-            <w:pPr>
-              <w:pStyle w:val="Compact"/>
-              <w:jc w:val="left"/>
+          <w:tcPr/>
+          <w:p>
+            <w:pPr>
+              <w:pStyle w:val="Compact"/>
             </w:pPr>
             <w:r>
               <w:t xml:space="preserve">+0.000 (−0.003 to +0.003)</w:t>
@@ -2205,10 +2302,10 @@
           </w:p>
         </w:tc>
         <w:tc>
-          <w:p>
-            <w:pPr>
-              <w:pStyle w:val="Compact"/>
-              <w:jc w:val="left"/>
+          <w:tcPr/>
+          <w:p>
+            <w:pPr>
+              <w:pStyle w:val="Compact"/>
             </w:pPr>
             <w:r>
               <w:t xml:space="preserve">−0.003 (−0.006 to +0.001)</w:t>
@@ -2216,10 +2313,10 @@
           </w:p>
         </w:tc>
         <w:tc>
-          <w:p>
-            <w:pPr>
-              <w:pStyle w:val="Compact"/>
-              <w:jc w:val="left"/>
+          <w:tcPr/>
+          <w:p>
+            <w:pPr>
+              <w:pStyle w:val="Compact"/>
             </w:pPr>
             <w:r>
               <w:t xml:space="preserve">−0.000 (−0.003 to +0.003)</w:t>
@@ -2230,7 +2327,7 @@
     </w:tbl>
     <w:p>
       <w:pPr>
-        <w:pStyle w:val="BodyText"/>
+        <w:pStyle w:val="FirstParagraph"/>
       </w:pPr>
       <w:r>
         <w:t xml:space="preserve">Logistic regression was the strongest embedded classifier for all 4 encoders, with ROC AUCs from 0.645 (95% CI 0.629–0.660) to 0.657 (95% CI 0.643–0.672). Psychiatric history and medication burden remained the largest contributors across encoders. Permuting psychiatric history reduced logistic-regression ROC AUC by 0.027 (95% CI 0.017–0.036) to 0.030 (95% CI 0.019–0.041), and permuting medication burden by 0.022 (95% CI 0.013–0.032) to 0.034 (95% CI 0.023–0.044) (Figure 3). Feature-vector coefficient rankings also emphasized psychiatric burden, including suicidality, severe depression coding, insomnia, and anxiety. Detailed importance, dimensionality, and encoder analyses are in Multimedia Appendix 1, sections S1, S4, and S12.</w:t>
@@ -2243,20 +2340,20 @@
       <w:r>
         <w:drawing>
           <wp:inline>
-            <wp:extent cx="5486400" cy="2992581"/>
+            <wp:extent cx="5486400" cy="2663334"/>
             <wp:effectExtent b="0" l="0" r="0" t="0"/>
-            <wp:docPr descr="" title="" id="1" name="Picture"/>
+            <wp:docPr descr="" title="" id="15" name="Picture"/>
             <a:graphic>
               <a:graphicData uri="http://schemas.openxmlformats.org/drawingml/2006/picture">
                 <pic:pic>
                   <pic:nvPicPr>
-                    <pic:cNvPr descr="../results/cross_embedder_robustness_EMBEDDED.png" id="0" name="Picture"/>
+                    <pic:cNvPr descr="/Users/mikeyferguson/Developer/Atlas/.claude/worktrees/wf_ac3faf7c-0a3-1/research/TRD-EHR/exports/results/cross_embedder_robustness_EMBEDDED.png" id="16" name="Picture"/>
                     <pic:cNvPicPr>
                       <a:picLocks noChangeArrowheads="1" noChangeAspect="1"/>
                     </pic:cNvPicPr>
                   </pic:nvPicPr>
                   <pic:blipFill>
-                    <a:blip r:embed="rId23"/>
+                    <a:blip r:embed="rId14"/>
                     <a:stretch>
                       <a:fillRect/>
                     </a:stretch>
@@ -2264,7 +2361,7 @@
                   <pic:spPr bwMode="auto">
                     <a:xfrm>
                       <a:off x="0" y="0"/>
-                      <a:ext cx="5486400" cy="2992581"/>
+                      <a:ext cx="5486400" cy="2663334"/>
                     </a:xfrm>
                     <a:prstGeom prst="rect">
                       <a:avLst/>
@@ -2289,30 +2386,30 @@
       </w:pPr>
       <w:r>
         <w:rPr>
+          <w:b/>
           <w:bCs/>
-          <w:b/>
+          <w:i/>
           <w:iCs/>
-          <w:i/>
         </w:rPr>
         <w:t xml:space="preserve">Figure 3.</w:t>
       </w:r>
       <w:r>
         <w:rPr>
+          <w:i/>
           <w:iCs/>
-          <w:i/>
         </w:rPr>
         <w:t xml:space="preserve"> </w:t>
       </w:r>
       <w:r>
         <w:rPr>
+          <w:i/>
           <w:iCs/>
-          <w:i/>
         </w:rPr>
         <w:t xml:space="preserve">Encoder robustness for embedded logistic regression. A: ROC AUC with bootstrap 95% CIs. B: change in ROC AUC after permutation of psychiatric history or medication burden, with paired bootstrap 95% CIs. Encoders are bge-small-en-v1.5, bge-en-icl, Qwen3-Embedding-4B, and Qwen3-Embedding-8B. Complete encoder estimates appear in Multimedia Appendix 1, Table S15.</w:t>
       </w:r>
     </w:p>
-    <w:bookmarkEnd w:id="24"/>
-    <w:bookmarkStart w:id="26" w:name="retrieval-and-subgroup-performance"/>
+    <w:bookmarkEnd w:id="17"/>
+    <w:bookmarkStart w:id="21" w:name="_8ca3efeaa8d9d9d1376f80bd09636098b9bcacd"/>
     <w:p>
       <w:pPr>
         <w:pStyle w:val="Heading2"/>
@@ -2326,7 +2423,7 @@
         <w:pStyle w:val="FirstParagraph"/>
       </w:pPr>
       <w:r>
-        <w:t xml:space="preserve">Random retrieval stayed at chance at every k: at its best k, 32,720, it reached 0.500 (2.5th–97.5th percentile across draws 0.484–0.515). Farthest retrieval yielded 0.432 (95% CI 0.416–0.449). Neighborhood size mattered more than the similarity metric (Figure 4). Discrimination rose with k up to a few hundred neighbors. From k = 261 onward, importance-weighted retrieval stayed inside the interval at its best k. Plain cosine retrieval peaked at k = 757 and then drifted down, to 0.605 (95% CI 0.589–0.620) at k = 16,988. At its best k, importance-weighted retrieval reached 0.625 (95% CI 0.610–0.641) at k = 295, and plain cosine 0.618 (95% CI 0.602–0.634) at k = 757. They exceeded random retrieval by 0.125 (95% CI 0.103–0.147) and 0.118 (95% CI 0.096–0.140), respectively. The paired difference between the 2 metrics was 0.007 (95% CI −0.001 to 0.014). The best retrieval result over every k and exponent was importance-weighted retrieval with α = 2 at k = 1,090, 0.625 (95% CI 0.610–0.640). It was still lower than feature-vector XGBoost by 0.024 (95% CI 0.012–0.036) and lower than embedded logistic regression by 0.032 (95% CI 0.022–0.043). Because the best k was chosen on test patients, these maxima are optimistic. Using all 34,063 training patients as neighbors, with no k chosen, gave 0.624 (95% CI 0.607–0.639) for importance-weighted retrieval and 0.608 (95% CI 0.592–0.624) for plain cosine (Multimedia Appendix 1, section S6).</w:t>
+        <w:t xml:space="preserve">Retrieval is reported as a curve over neighborhood size (Figure 4). At every k from 1 to 34,063, both nearest-neighbor metrics stayed below both leading classifiers, and random retrieval stayed at chance. Neighborhood size mattered more than the similarity metric. Discrimination rose with k up to a few hundred neighbors. From k = 261 onward, logistic-regression-weighted retrieval stayed inside the interval at its best k. Plain cosine retrieval peaked and then drifted down, to 0.605 (95% CI 0.589–0.620) at k = 16,988. Each arm’s maximum was read at its best k, chosen on the test patients, so these maxima are optimistic. Logistic-regression-weighted retrieval reached 0.625 (95% CI 0.610–0.641) at k = 295, plain cosine 0.618 (95% CI 0.602–0.634) at k = 757, and random retrieval 0.500 (2.5th–97.5th percentile across draws 0.484–0.515) at k = 32,720, a best k that is noise. The 2 nearest-neighbor metrics exceeded random retrieval by 0.125 (95% CI 0.103–0.147) and 0.118 (95% CI 0.096–0.140), respectively, and differed from each other by 0.007 (95% CI −0.001 to 0.014). The best retrieval result over every k and exponent was logistic-regression-weighted retrieval with α = 2 at k = 1,090, 0.625 (95% CI 0.610–0.640). It was still lower than feature-vector XGBoost by 0.024 (95% CI 0.012–0.036) and lower than embedded logistic regression by 0.032 (95% CI 0.022–0.043). Using all 34,063 training patients as neighbors, with no k chosen, gave 0.624 (95% CI 0.607–0.639) for logistic-regression-weighted retrieval and 0.608 (95% CI 0.592–0.624) for plain cosine. ROC curves and confusion matrices at each arm’s best k are in Multimedia Appendix 1, section S6.</w:t>
       </w:r>
     </w:p>
     <w:p>
@@ -2336,20 +2433,20 @@
       <w:r>
         <w:drawing>
           <wp:inline>
-            <wp:extent cx="5486400" cy="2893276"/>
+            <wp:extent cx="5486400" cy="4879361"/>
             <wp:effectExtent b="0" l="0" r="0" t="0"/>
-            <wp:docPr descr="" title="" id="1" name="Picture"/>
+            <wp:docPr descr="" title="" id="19" name="Picture"/>
             <a:graphic>
               <a:graphicData uri="http://schemas.openxmlformats.org/drawingml/2006/picture">
                 <pic:pic>
                   <pic:nvPicPr>
-                    <pic:cNvPr descr="../results/Qwen-Qwen3-Embedding-8B/google_medgemma-27b-text-it/neighbor_count_sweep/neighbor_count_sweep_manuscript.png" id="0" name="Picture"/>
+                    <pic:cNvPr descr="/Users/mikeyferguson/Developer/Atlas/.claude/worktrees/wf_ac3faf7c-0a3-1/research/TRD-EHR/exports/results/Qwen-Qwen3-Embedding-8B/google_medgemma-27b-text-it/neighbor_count_sweep/neighbor_count_sweep_manuscript.png" id="20" name="Picture"/>
                     <pic:cNvPicPr>
                       <a:picLocks noChangeArrowheads="1" noChangeAspect="1"/>
                     </pic:cNvPicPr>
                   </pic:nvPicPr>
                   <pic:blipFill>
-                    <a:blip r:embed="rId25"/>
+                    <a:blip r:embed="rId18"/>
                     <a:stretch>
                       <a:fillRect/>
                     </a:stretch>
@@ -2357,7 +2454,7 @@
                   <pic:spPr bwMode="auto">
                     <a:xfrm>
                       <a:off x="0" y="0"/>
-                      <a:ext cx="5486400" cy="2893276"/>
+                      <a:ext cx="5486400" cy="4879361"/>
                     </a:xfrm>
                     <a:prstGeom prst="rect">
                       <a:avLst/>
@@ -2382,26 +2479,26 @@
       </w:pPr>
       <w:r>
         <w:rPr>
+          <w:b/>
           <w:bCs/>
-          <w:b/>
+          <w:i/>
           <w:iCs/>
-          <w:i/>
         </w:rPr>
         <w:t xml:space="preserve">Figure 4.</w:t>
       </w:r>
       <w:r>
         <w:rPr>
+          <w:i/>
           <w:iCs/>
-          <w:i/>
         </w:rPr>
         <w:t xml:space="preserve"> </w:t>
       </w:r>
       <w:r>
         <w:rPr>
+          <w:i/>
           <w:iCs/>
-          <w:i/>
         </w:rPr>
-        <w:t xml:space="preserve">Retrieval discrimination by neighborhood size. ROC AUC in 8,516 test patients at every k from 1 to 34,063 for importance-weighted and plain cosine retrieval, with bootstrap 95% bands, and for random retrieval with uniform weights, as the mean across 1,000 draws within the 2.5th–97.5th percentile of the draws. Points mark each arm’s best k, chosen on the test patients, so the values there are optimistic; the random arm’s best k is noise. Horizontal lines mark the 2 leading trained classifiers. Curves use α = 1; the maxima under α = 1, 2, and 5 agreed within 0.002.</w:t>
+        <w:t xml:space="preserve">Retrieval discrimination by neighborhood size. ROC AUC in 8,516 test patients at every k from 1 to 34,063 for logistic-regression-weighted and plain cosine retrieval, with bootstrap 95% bands, and for random retrieval with uniform weights, as the mean across 1,000 draws within the 2.5th–97.5th percentile of the draws. Points mark each arm’s best k, chosen on the test patients, so the values there are optimistic; the random arm’s best k is noise. Horizontal lines mark the 2 leading trained classifiers. Curves use α = 1; the maxima under α = 1, 2, and 5 agreed within 0.002. Figure 5 draws the same plot for the other 3 encoders.</w:t>
       </w:r>
     </w:p>
     <w:p>
@@ -2409,11 +2506,203 @@
         <w:pStyle w:val="BodyText"/>
       </w:pPr>
       <w:r>
-        <w:t xml:space="preserve">Subgroup analyses scored each retrieval arm at its best k. Of 240 subgroup contrasts, 23 survived multiplicity adjustment; 19 involved depression recurrence. Discrimination was higher with recurrent coding in all 10 models contrasted and lower with single-episode coding in 9. Performance was lower among never-married patients for 2 embedded classifiers and importance-weighted retrieval, and among patients aged 18–29 for feature-vector XGBoost. Sex contrasts did not show clear differences. White-minus-non-White ROC AUC differences were consistently positive (0.005–0.046), but none survived adjustment. For feature-vector logistic regression, individual-level calibration slopes were 0.98 (95% CI 0.85–1.11) in White patients and 0.79 (95% CI 0.56–1.02) in patients with other recorded racial categories. These findings do not establish equitable performance (Multimedia Appendix 1, section S9).</w:t>
+        <w:t xml:space="preserve">Subgroup analyses scored each retrieval arm at its best k. Of 240 subgroup contrasts, 23 survived multiplicity adjustment; 19 involved depression recurrence. Discrimination was higher with recurrent coding in all 10 models contrasted and lower with single-episode coding in 9. Performance was lower among never-married patients for 2 embedded classifiers and logistic-regression-weighted retrieval, and among patients aged 18–29 for feature-vector XGBoost. Sex contrasts did not show clear differences. White-minus-non-White ROC AUC differences were consistently positive, from +0.005 (95% CI −0.031 to +0.042) to +0.046 (95% CI +0.006 to +0.087), but none survived adjustment. For feature-vector logistic regression, individual-level calibration slopes were 0.98 (95% CI 0.85–1.11) in White patients and 0.79 (95% CI 0.56–1.02) in patients with other recorded racial categories. These findings do not establish equitable performance (Multimedia Appendix 1, section S9).</w:t>
       </w:r>
     </w:p>
-    <w:bookmarkEnd w:id="26"/>
-    <w:bookmarkEnd w:id="27"/>
+    <w:bookmarkEnd w:id="21"/>
+    <w:bookmarkStart w:id="28" w:name="_396e520dd6495a396736514718baa51d7644dd0"/>
+    <w:p>
+      <w:pPr>
+        <w:pStyle w:val="Heading2"/>
+      </w:pPr>
+      <w:r>
+        <w:t xml:space="preserve">Nearest-Neighbor Retrieval Across Encoders</w:t>
+      </w:r>
+    </w:p>
+    <w:p>
+      <w:pPr>
+        <w:pStyle w:val="FirstParagraph"/>
+      </w:pPr>
+      <w:r>
+        <w:t xml:space="preserve">We repeated the neighborhood-size sweep for the other 3 encoders under the same rules, for both nearest-neighbor metrics and random retrieval. Each encoder’s logistic-regression-weighted similarity used the coefficients of that encoder’s own embedded logistic regression. For every encoder, both nearest-neighbor curves stayed below that encoder’s embedded logistic regression at every k (Figure 5). Each metric’s maximum was read at its own best k under α = 1, chosen on the test patients, so these maxima are optimistic.</w:t>
+      </w:r>
+    </w:p>
+    <w:p>
+      <w:pPr>
+        <w:pStyle w:val="BodyText"/>
+      </w:pPr>
+      <w:r>
+        <w:t xml:space="preserve">Logistic-regression-weighted retrieval at its best k reached 0.606 (95% CI 0.590–0.620) at k = 579 for bge-small-en-v1.5, 0.631 (95% CI 0.616–0.646) at k = 1,519 for bge-en-icl, 0.623 (95% CI 0.607–0.639) at k = 684 for Qwen3-Embedding-4B, and 0.625 (95% CI 0.610–0.641) at k = 295 for Qwen3-Embedding-8B. Embedded logistic regression reached 0.645 (95% CI 0.629–0.660), 0.655 (95% CI 0.641–0.670), 0.655 (95% CI 0.641–0.670), and 0.657 (95% CI 0.643–0.672) for the same encoders. For each encoder, the upper bound of the retrieval interval lay below the logistic-regression estimate. Paired contrasts were computed for the primary encoder only.</w:t>
+      </w:r>
+    </w:p>
+    <w:p>
+      <w:pPr>
+        <w:pStyle w:val="BodyText"/>
+      </w:pPr>
+      <w:r>
+        <w:t xml:space="preserve">Plain cosine retrieval peaked at k = 1,243, 413, 493, and 757 for the same 4 encoders. It reached 0.602 (95% CI 0.586–0.618), 0.620 (95% CI 0.605–0.637), 0.621 (95% CI 0.605–0.637), and 0.618 (95% CI 0.602–0.634), lower than the weighted metric for every encoder. Only the primary encoder’s difference was tested, 0.007 (95% CI −0.001 to 0.014). Every best k for either metric lay between 295 and 1,519. Using all 34,063 training patients as neighbors, weighted retrieval gave 0.617 (95% CI 0.600–0.633) to 0.629 (95% CI 0.614–0.645) for the 3 larger encoders. For bge-small-en-v1.5 it fell to 0.580 (95% CI 0.565–0.595), the steepest decline of any encoder’s weighted curve at large k. Near the whole pool (k above about 30,500), every patient’s neighborhood is nearly the same set, so the risk estimates differ by about 0.0004 (risk SD 4.00 × 10⁻⁴ at bge-small-en-v1.5’s lowest point, k = 31,447), and plain cosine ROC AUC becomes unstable, ranging from 0.511 to 0.582 for bge-small-en-v1.5 and from 0.579 to 0.606 for bge-en-icl, with no change to any conclusion. ROC curves and confusion matrices for each encoder’s nearest-neighbor metrics at their best k are in Multimedia Appendix 1, section S6.</w:t>
+      </w:r>
+    </w:p>
+    <w:p>
+      <w:pPr>
+        <w:pStyle w:val="BodyText"/>
+      </w:pPr>
+      <w:r>
+        <w:drawing>
+          <wp:inline>
+            <wp:extent cx="5486400" cy="5570854"/>
+            <wp:effectExtent b="0" l="0" r="0" t="0"/>
+            <wp:docPr descr="" title="" id="23" name="Picture"/>
+            <a:graphic>
+              <a:graphicData uri="http://schemas.openxmlformats.org/drawingml/2006/picture">
+                <pic:pic>
+                  <pic:nvPicPr>
+                    <pic:cNvPr descr="/Users/mikeyferguson/Developer/Atlas/.claude/worktrees/wf_ac3faf7c-0a3-1/research/TRD-EHR/exports/results/cross_embedder_retrieval/neighbor_count_sweep_panels.png" id="24" name="Picture"/>
+                    <pic:cNvPicPr>
+                      <a:picLocks noChangeArrowheads="1" noChangeAspect="1"/>
+                    </pic:cNvPicPr>
+                  </pic:nvPicPr>
+                  <pic:blipFill>
+                    <a:blip r:embed="rId22"/>
+                    <a:stretch>
+                      <a:fillRect/>
+                    </a:stretch>
+                  </pic:blipFill>
+                  <pic:spPr bwMode="auto">
+                    <a:xfrm>
+                      <a:off x="0" y="0"/>
+                      <a:ext cx="5486400" cy="5570854"/>
+                    </a:xfrm>
+                    <a:prstGeom prst="rect">
+                      <a:avLst/>
+                    </a:prstGeom>
+                    <a:noFill/>
+                    <a:ln w="9525">
+                      <a:noFill/>
+                      <a:headEnd/>
+                      <a:tailEnd/>
+                    </a:ln>
+                  </pic:spPr>
+                </pic:pic>
+              </a:graphicData>
+            </a:graphic>
+          </wp:inline>
+        </w:drawing>
+      </w:r>
+    </w:p>
+    <w:p>
+      <w:pPr>
+        <w:pStyle w:val="BodyText"/>
+      </w:pPr>
+      <w:r>
+        <w:rPr>
+          <w:b/>
+          <w:bCs/>
+          <w:i/>
+          <w:iCs/>
+        </w:rPr>
+        <w:t xml:space="preserve">Figure 5.</w:t>
+      </w:r>
+      <w:r>
+        <w:rPr>
+          <w:i/>
+          <w:iCs/>
+        </w:rPr>
+        <w:t xml:space="preserve"> </w:t>
+      </w:r>
+      <w:r>
+        <w:rPr>
+          <w:i/>
+          <w:iCs/>
+        </w:rPr>
+        <w:t xml:space="preserve">Retrieval discrimination by neighborhood size for the other 3 encoders: (A) bge-small-en-v1.5, (B) bge-en-icl, and (C) Qwen3-Embedding-4B. Figure 4 is the same plot for Qwen3-Embedding-8B. Each panel draws ROC AUC in 8,516 test patients at every k from 1 to 34,063 for logistic-regression-weighted and plain cosine retrieval, with bootstrap 95% bands, and for random retrieval with uniform weights, as the mean across 1,000 draws within the 2.5th–97.5th percentile of the draws. Each encoder’s weights come from its own embedded logistic regression. Points mark each arm’s best k, chosen on the test patients, so the values there are optimistic. Horizontal lines mark that encoder’s embedded logistic regression and feature-vector XGBoost, which is the same in every panel. Curves use α = 1.</w:t>
+      </w:r>
+    </w:p>
+    <w:p>
+      <w:pPr>
+        <w:pStyle w:val="BodyText"/>
+      </w:pPr>
+      <w:r>
+        <w:t xml:space="preserve">The number of embedding dimensions each logistic regression relied on was similar for 3 of the 4 encoders. The fewest dimensions holding 90% of the absolute coefficient mass were 253 for bge-small-en-v1.5, 271 for bge-en-icl, 1,626 for Qwen3-Embedding-4B, and 236 for Qwen3-Embedding-8B. These counts describe each fitted model and carry no sampling interval. Best k did not follow them. Qwen3-Embedding-4B used the most dimensions, yet its best k, 684 and 493 for the 2 metrics, lay inside the range of the other encoders (Figure 6). With 4 encoders, this comparison describes a relation and does not test one.</w:t>
+      </w:r>
+    </w:p>
+    <w:p>
+      <w:pPr>
+        <w:pStyle w:val="BodyText"/>
+      </w:pPr>
+      <w:r>
+        <w:drawing>
+          <wp:inline>
+            <wp:extent cx="5486400" cy="4601496"/>
+            <wp:effectExtent b="0" l="0" r="0" t="0"/>
+            <wp:docPr descr="" title="" id="26" name="Picture"/>
+            <a:graphic>
+              <a:graphicData uri="http://schemas.openxmlformats.org/drawingml/2006/picture">
+                <pic:pic>
+                  <pic:nvPicPr>
+                    <pic:cNvPr descr="/Users/mikeyferguson/Developer/Atlas/.claude/worktrees/wf_ac3faf7c-0a3-1/research/TRD-EHR/exports/results/cross_embedder_retrieval/lr_dimensions_vs_best_k.png" id="27" name="Picture"/>
+                    <pic:cNvPicPr>
+                      <a:picLocks noChangeArrowheads="1" noChangeAspect="1"/>
+                    </pic:cNvPicPr>
+                  </pic:nvPicPr>
+                  <pic:blipFill>
+                    <a:blip r:embed="rId25"/>
+                    <a:stretch>
+                      <a:fillRect/>
+                    </a:stretch>
+                  </pic:blipFill>
+                  <pic:spPr bwMode="auto">
+                    <a:xfrm>
+                      <a:off x="0" y="0"/>
+                      <a:ext cx="5486400" cy="4601496"/>
+                    </a:xfrm>
+                    <a:prstGeom prst="rect">
+                      <a:avLst/>
+                    </a:prstGeom>
+                    <a:noFill/>
+                    <a:ln w="9525">
+                      <a:noFill/>
+                      <a:headEnd/>
+                      <a:tailEnd/>
+                    </a:ln>
+                  </pic:spPr>
+                </pic:pic>
+              </a:graphicData>
+            </a:graphic>
+          </wp:inline>
+        </w:drawing>
+      </w:r>
+    </w:p>
+    <w:p>
+      <w:pPr>
+        <w:pStyle w:val="BodyText"/>
+      </w:pPr>
+      <w:r>
+        <w:rPr>
+          <w:b/>
+          <w:bCs/>
+          <w:i/>
+          <w:iCs/>
+        </w:rPr>
+        <w:t xml:space="preserve">Figure 6.</w:t>
+      </w:r>
+      <w:r>
+        <w:rPr>
+          <w:i/>
+          <w:iCs/>
+        </w:rPr>
+        <w:t xml:space="preserve"> </w:t>
+      </w:r>
+      <w:r>
+        <w:rPr>
+          <w:i/>
+          <w:iCs/>
+        </w:rPr>
+        <w:t xml:space="preserve">Logistic-regression dimensions against best k for the 4 encoders. The horizontal axis is the fewest embedding dimensions holding 90% of the absolute coefficient mass of each encoder’s embedded logistic regression. The vertical axis is the best k of logistic-regression-weighted (filled markers) and plain cosine retrieval (open markers), chosen on the test patients and therefore optimistic. Both axes are logarithmic. In-plot labels abbreviate bge-small-en-v1.5, Qwen3-Embedding-4B, and Qwen3-Embedding-8B.</w:t>
+      </w:r>
+    </w:p>
+    <w:bookmarkEnd w:id="28"/>
+    <w:bookmarkEnd w:id="29"/>
     <w:sectPr>
       <w:pgSz w:h="15840" w:w="12240"/>
       <w:pgMar w:bottom="1440" w:footer="708" w:gutter="0" w:header="708" w:left="1800" w:right="1800" w:top="1440"/>
@@ -2625,14 +2914,14 @@
     </w:lvl>
   </w:abstractNum>
   <w:abstractNum w:abstractNumId="990">
-    <w:nsid w:val="2c1ae401"/>
+    <w:nsid w:val="0000A990"/>
     <w:multiLevelType w:val="multilevel"/>
     <w:lvl w:ilvl="0">
       <w:numFmt w:val="bullet"/>
       <w:lvlText w:val=" "/>
       <w:lvlJc w:val="left"/>
       <w:pPr>
-        <w:ind w:left="720" w:hanging="480"/>
+        <w:ind w:left="720" w:hanging="360"/>
       </w:pPr>
     </w:lvl>
     <w:lvl w:ilvl="1">
@@ -2640,7 +2929,7 @@
       <w:lvlText w:val=" "/>
       <w:lvlJc w:val="left"/>
       <w:pPr>
-        <w:ind w:left="1440" w:hanging="480"/>
+        <w:ind w:left="1440" w:hanging="360"/>
       </w:pPr>
     </w:lvl>
     <w:lvl w:ilvl="2">
@@ -2648,7 +2937,7 @@
       <w:lvlText w:val=" "/>
       <w:lvlJc w:val="left"/>
       <w:pPr>
-        <w:ind w:left="2160" w:hanging="480"/>
+        <w:ind w:left="2160" w:hanging="360"/>
       </w:pPr>
     </w:lvl>
     <w:lvl w:ilvl="3">
@@ -2656,7 +2945,7 @@
       <w:lvlText w:val=" "/>
       <w:lvlJc w:val="left"/>
       <w:pPr>
-        <w:ind w:left="2880" w:hanging="480"/>
+        <w:ind w:left="2880" w:hanging="360"/>
       </w:pPr>
     </w:lvl>
     <w:lvl w:ilvl="4">
@@ -2664,7 +2953,7 @@
       <w:lvlText w:val=" "/>
       <w:lvlJc w:val="left"/>
       <w:pPr>
-        <w:ind w:left="3600" w:hanging="480"/>
+        <w:ind w:left="3600" w:hanging="360"/>
       </w:pPr>
     </w:lvl>
     <w:lvl w:ilvl="5">
@@ -2672,7 +2961,7 @@
       <w:lvlText w:val=" "/>
       <w:lvlJc w:val="left"/>
       <w:pPr>
-        <w:ind w:left="4320" w:hanging="480"/>
+        <w:ind w:left="4320" w:hanging="360"/>
       </w:pPr>
     </w:lvl>
     <w:lvl w:ilvl="6">
@@ -2680,7 +2969,7 @@
       <w:lvlText w:val=" "/>
       <w:lvlJc w:val="left"/>
       <w:pPr>
-        <w:ind w:left="5040" w:hanging="480"/>
+        <w:ind w:left="5040" w:hanging="360"/>
       </w:pPr>
     </w:lvl>
     <w:lvl w:ilvl="7">
@@ -2688,7 +2977,7 @@
       <w:lvlText w:val=" "/>
       <w:lvlJc w:val="left"/>
       <w:pPr>
-        <w:ind w:left="5760" w:hanging="480"/>
+        <w:ind w:left="5760" w:hanging="360"/>
       </w:pPr>
     </w:lvl>
     <w:lvl w:ilvl="8">
@@ -2696,7 +2985,7 @@
       <w:lvlText w:val=" "/>
       <w:lvlJc w:val="left"/>
       <w:pPr>
-        <w:ind w:left="6480" w:hanging="480"/>
+        <w:ind w:left="6480" w:hanging="360"/>
       </w:pPr>
     </w:lvl>
   </w:abstractNum>
@@ -3447,8 +3736,8 @@
     <w:name w:val="KeywordTok"/>
     <w:basedOn w:val="VerbatimChar"/>
     <w:rPr>
+      <w:b/>
       <w:color w:val="007020"/>
-      <w:b/>
     </w:rPr>
   </w:style>
   <w:style w:type="character" w:customStyle="1" w:styleId="DataTypeTok">
@@ -3524,40 +3813,43 @@
   <w:style w:type="character" w:customStyle="1" w:styleId="ImportTok">
     <w:name w:val="ImportTok"/>
     <w:basedOn w:val="VerbatimChar"/>
-    <w:rPr/>
+    <w:rPr>
+      <w:b/>
+      <w:color w:val="008000"/>
+    </w:rPr>
   </w:style>
   <w:style w:type="character" w:customStyle="1" w:styleId="CommentTok">
     <w:name w:val="CommentTok"/>
     <w:basedOn w:val="VerbatimChar"/>
     <w:rPr>
+      <w:i/>
       <w:color w:val="60a0b0"/>
-      <w:i/>
     </w:rPr>
   </w:style>
   <w:style w:type="character" w:customStyle="1" w:styleId="DocumentationTok">
     <w:name w:val="DocumentationTok"/>
     <w:basedOn w:val="VerbatimChar"/>
     <w:rPr>
+      <w:i/>
       <w:color w:val="ba2121"/>
-      <w:i/>
     </w:rPr>
   </w:style>
   <w:style w:type="character" w:customStyle="1" w:styleId="AnnotationTok">
     <w:name w:val="AnnotationTok"/>
     <w:basedOn w:val="VerbatimChar"/>
     <w:rPr>
-      <w:color w:val="60a0b0"/>
       <w:b/>
       <w:i/>
+      <w:color w:val="60a0b0"/>
     </w:rPr>
   </w:style>
   <w:style w:type="character" w:customStyle="1" w:styleId="CommentVarTok">
     <w:name w:val="CommentVarTok"/>
     <w:basedOn w:val="VerbatimChar"/>
     <w:rPr>
-      <w:color w:val="60a0b0"/>
       <w:b/>
       <w:i/>
+      <w:color w:val="60a0b0"/>
     </w:rPr>
   </w:style>
   <w:style w:type="character" w:customStyle="1" w:styleId="OtherTok">
@@ -3585,8 +3877,8 @@
     <w:name w:val="ControlFlowTok"/>
     <w:basedOn w:val="VerbatimChar"/>
     <w:rPr>
+      <w:b/>
       <w:color w:val="007020"/>
-      <w:b/>
     </w:rPr>
   </w:style>
   <w:style w:type="character" w:customStyle="1" w:styleId="OperatorTok">
@@ -3599,7 +3891,9 @@
   <w:style w:type="character" w:customStyle="1" w:styleId="BuiltInTok">
     <w:name w:val="BuiltInTok"/>
     <w:basedOn w:val="VerbatimChar"/>
-    <w:rPr/>
+    <w:rPr>
+      <w:color w:val="008000"/>
+    </w:rPr>
   </w:style>
   <w:style w:type="character" w:customStyle="1" w:styleId="ExtensionTok">
     <w:name w:val="ExtensionTok"/>
@@ -3629,34 +3923,34 @@
     <w:name w:val="InformationTok"/>
     <w:basedOn w:val="VerbatimChar"/>
     <w:rPr>
-      <w:color w:val="60a0b0"/>
       <w:b/>
       <w:i/>
+      <w:color w:val="60a0b0"/>
     </w:rPr>
   </w:style>
   <w:style w:type="character" w:customStyle="1" w:styleId="WarningTok">
     <w:name w:val="WarningTok"/>
     <w:basedOn w:val="VerbatimChar"/>
     <w:rPr>
-      <w:color w:val="60a0b0"/>
       <w:b/>
       <w:i/>
+      <w:color w:val="60a0b0"/>
     </w:rPr>
   </w:style>
   <w:style w:type="character" w:customStyle="1" w:styleId="AlertTok">
     <w:name w:val="AlertTok"/>
     <w:basedOn w:val="VerbatimChar"/>
     <w:rPr>
+      <w:b/>
       <w:color w:val="ff0000"/>
-      <w:b/>
     </w:rPr>
   </w:style>
   <w:style w:type="character" w:customStyle="1" w:styleId="ErrorTok">
     <w:name w:val="ErrorTok"/>
     <w:basedOn w:val="VerbatimChar"/>
     <w:rPr>
+      <w:b/>
       <w:color w:val="ff0000"/>
-      <w:b/>
     </w:rPr>
   </w:style>
   <w:style w:type="character" w:customStyle="1" w:styleId="NormalTok">
